--- a/RespuestaTomas.docx
+++ b/RespuestaTomas.docx
@@ -27,16 +27,8 @@
         <w:rPr>
           <w:lang w:val="es-ES"/>
         </w:rPr>
-        <w:t xml:space="preserve">Calificación: </w:t>
-      </w:r>
-      <w:proofErr w:type="gramStart"/>
-      <w:r>
-        <w:rPr>
-          <w:lang w:val="es-ES"/>
-        </w:rPr>
-        <w:t>63.4  -</w:t>
-      </w:r>
-      <w:proofErr w:type="gramEnd"/>
+        <w:t>Calificación: 63.4  -</w:t>
+      </w:r>
       <w:r>
         <w:rPr>
           <w:lang w:val="es-ES"/>
@@ -87,64 +79,426 @@
         <w:rPr>
           <w:lang w:val="es-ES"/>
         </w:rPr>
-        <w:t>Es un sistema de gestión de bases de datos relacional desarrollado por Microsoft. Permite almacenar, consultar y manipular datos mediante el lenguaje SQL.</w:t>
-      </w:r>
-    </w:p>
-    <w:p>
-      <w:pPr>
-        <w:rPr>
-          <w:lang w:val="es-ES"/>
-        </w:rPr>
-      </w:pPr>
-      <w:r>
-        <w:rPr>
-          <w:lang w:val="es-ES"/>
-        </w:rPr>
         <w:t>1. ¿Cuál de las siguientes es una función de agregado en SQL Server?</w:t>
       </w:r>
     </w:p>
     <w:p>
       <w:pPr>
         <w:pStyle w:val="Listaconvietas"/>
-        <w:rPr>
-          <w:highlight w:val="yellow"/>
-        </w:rPr>
-      </w:pPr>
-      <w:r>
-        <w:rPr>
-          <w:highlight w:val="yellow"/>
-        </w:rPr>
+      </w:pPr>
+      <w:r>
+        <w:t>A) SUM()</w:t>
+      </w:r>
+    </w:p>
+    <w:p>
+      <w:pPr>
+        <w:pStyle w:val="Listaconvietas"/>
+      </w:pPr>
+      <w:r>
+        <w:t>B) LEN()</w:t>
+      </w:r>
+    </w:p>
+    <w:p>
+      <w:pPr>
+        <w:pStyle w:val="Listaconvietas"/>
+      </w:pPr>
+      <w:r>
+        <w:t>C) GETDATE()</w:t>
+      </w:r>
+    </w:p>
+    <w:p>
+      <w:pPr>
+        <w:pStyle w:val="Listaconvietas"/>
+      </w:pPr>
+      <w:r>
+        <w:t>D) ISNULL()</w:t>
+      </w:r>
+    </w:p>
+    <w:p>
+      <w:pPr>
+        <w:rPr>
+          <w:lang w:val="es-ES"/>
+        </w:rPr>
+      </w:pPr>
+      <w:r>
+        <w:rPr>
+          <w:lang w:val="es-ES"/>
+        </w:rPr>
+        <w:t>2. ¿Cuáles de las siguientes funciones son funciones de agregado en SQL Server?</w:t>
+      </w:r>
+    </w:p>
+    <w:p>
+      <w:pPr>
+        <w:pStyle w:val="Listaconvietas"/>
+      </w:pPr>
+      <w:r>
+        <w:t>A) AVG()</w:t>
+      </w:r>
+    </w:p>
+    <w:p>
+      <w:pPr>
+        <w:pStyle w:val="Listaconvietas"/>
+      </w:pPr>
+      <w:r>
+        <w:t>B) MAX()</w:t>
+      </w:r>
+    </w:p>
+    <w:p>
+      <w:pPr>
+        <w:pStyle w:val="Listaconvietas"/>
+      </w:pPr>
+      <w:r>
+        <w:t>C) COUNT()</w:t>
+      </w:r>
+    </w:p>
+    <w:p>
+      <w:pPr>
+        <w:pStyle w:val="Listaconvietas"/>
+      </w:pPr>
+      <w:r>
+        <w:t>D) CONCAT()</w:t>
+      </w:r>
+    </w:p>
+    <w:p>
+      <w:pPr>
+        <w:rPr>
+          <w:lang w:val="es-ES"/>
+        </w:rPr>
+      </w:pPr>
+      <w:r>
+        <w:rPr>
+          <w:lang w:val="es-ES"/>
+        </w:rPr>
+        <w:t>3. ¿Qué función de agregado se usa para contar el número de registros?</w:t>
+      </w:r>
+    </w:p>
+    <w:p>
+      <w:pPr>
+        <w:pStyle w:val="Listaconvietas"/>
+      </w:pPr>
+      <w:r>
+        <w:t>A) SUM()</w:t>
+      </w:r>
+    </w:p>
+    <w:p>
+      <w:pPr>
+        <w:pStyle w:val="Listaconvietas"/>
+      </w:pPr>
+      <w:r>
+        <w:t>B) COUNT()</w:t>
+      </w:r>
+    </w:p>
+    <w:p>
+      <w:pPr>
+        <w:pStyle w:val="Listaconvietas"/>
+      </w:pPr>
+      <w:r>
+        <w:t>C) TOTAL()</w:t>
+      </w:r>
+    </w:p>
+    <w:p>
+      <w:pPr>
+        <w:pStyle w:val="Listaconvietas"/>
+      </w:pPr>
+      <w:r>
+        <w:t>D) NUMBEROF()</w:t>
+      </w:r>
+    </w:p>
+    <w:p>
+      <w:pPr>
+        <w:rPr>
+          <w:lang w:val="es-ES"/>
+        </w:rPr>
+      </w:pPr>
+      <w:r>
+        <w:rPr>
+          <w:lang w:val="es-ES"/>
+        </w:rPr>
+        <w:t>4. ¿Cuál de las siguientes no es una función de agregado?</w:t>
+      </w:r>
+    </w:p>
+    <w:p>
+      <w:pPr>
+        <w:pStyle w:val="Listaconvietas"/>
+      </w:pPr>
+      <w:r>
+        <w:t>A) MIN()</w:t>
+      </w:r>
+    </w:p>
+    <w:p>
+      <w:pPr>
+        <w:pStyle w:val="Listaconvietas"/>
+      </w:pPr>
+      <w:r>
+        <w:t>B) AVG()</w:t>
+      </w:r>
+    </w:p>
+    <w:p>
+      <w:pPr>
+        <w:pStyle w:val="Listaconvietas"/>
+      </w:pPr>
+      <w:r>
+        <w:t>C) SUBSTRING()</w:t>
+      </w:r>
+    </w:p>
+    <w:p>
+      <w:pPr>
+        <w:pStyle w:val="Listaconvietas"/>
+      </w:pPr>
+      <w:r>
+        <w:t>D) COUNT()</w:t>
+      </w:r>
+    </w:p>
+    <w:p>
+      <w:pPr>
+        <w:rPr>
+          <w:lang w:val="es-ES"/>
+        </w:rPr>
+      </w:pPr>
+      <w:r>
+        <w:rPr>
+          <w:lang w:val="es-ES"/>
+        </w:rPr>
+        <w:t>5. Selecciona la opción que solo contiene funciones de agregado válidas:</w:t>
+      </w:r>
+    </w:p>
+    <w:p>
+      <w:pPr>
+        <w:pStyle w:val="Listaconvietas"/>
+      </w:pPr>
+      <w:r>
+        <w:t>A) SUM(), MAX(), GETDATE()</w:t>
+      </w:r>
+    </w:p>
+    <w:p>
+      <w:pPr>
+        <w:pStyle w:val="Listaconvietas"/>
+      </w:pPr>
+      <w:r>
+        <w:t>B) AVG(), MIN(), COUNT()</w:t>
+      </w:r>
+    </w:p>
+    <w:p>
+      <w:pPr>
+        <w:pStyle w:val="Listaconvietas"/>
+      </w:pPr>
+      <w:r>
+        <w:t>C) LEN(), SUM(), LEFT()</w:t>
+      </w:r>
+    </w:p>
+    <w:p>
+      <w:pPr>
+        <w:pStyle w:val="Listaconvietas"/>
+      </w:pPr>
+      <w:r>
+        <w:t>D) CONCAT(), MAX(), REPLACE()</w:t>
+      </w:r>
+    </w:p>
+    <w:p>
+      <w:pPr>
+        <w:pStyle w:val="Ttulo1"/>
+      </w:pPr>
+      <w:proofErr w:type="spellStart"/>
+      <w:r>
+        <w:lastRenderedPageBreak/>
+        <w:t>Sección</w:t>
+      </w:r>
+      <w:proofErr w:type="spellEnd"/>
+      <w:r>
+        <w:t xml:space="preserve"> 2 – C#</w:t>
+      </w:r>
+    </w:p>
+    <w:p>
+      <w:r>
+        <w:t>¿</w:t>
+      </w:r>
+      <w:proofErr w:type="spellStart"/>
+      <w:r>
+        <w:t>Qué</w:t>
+      </w:r>
+      <w:proofErr w:type="spellEnd"/>
+      <w:r>
+        <w:t xml:space="preserve"> es C#?</w:t>
+      </w:r>
+    </w:p>
+    <w:p>
+      <w:pPr>
+        <w:rPr>
+          <w:lang w:val="es-ES"/>
+        </w:rPr>
+      </w:pPr>
+      <w:r>
+        <w:rPr>
+          <w:lang w:val="es-ES"/>
+        </w:rPr>
+        <w:t>6. ¿Cuál de los siguientes es un tipo primitivo en C#?</w:t>
+      </w:r>
+    </w:p>
+    <w:p>
+      <w:pPr>
+        <w:pStyle w:val="Listaconvietas"/>
+      </w:pPr>
+      <w:r>
+        <w:t>A) list</w:t>
+      </w:r>
+    </w:p>
+    <w:p>
+      <w:pPr>
+        <w:pStyle w:val="Listaconvietas"/>
+      </w:pPr>
+      <w:r>
+        <w:t>B) int</w:t>
+      </w:r>
+    </w:p>
+    <w:p>
+      <w:pPr>
+        <w:pStyle w:val="Listaconvietas"/>
+      </w:pPr>
+      <w:r>
+        <w:t xml:space="preserve">C) </w:t>
+      </w:r>
+      <w:proofErr w:type="spellStart"/>
+      <w:r>
+        <w:t>DataTable</w:t>
+      </w:r>
+      <w:proofErr w:type="spellEnd"/>
+    </w:p>
+    <w:p>
+      <w:pPr>
+        <w:pStyle w:val="Listaconvietas"/>
+      </w:pPr>
+      <w:r>
+        <w:t>D) object</w:t>
+      </w:r>
+      <w:r>
+        <w:t xml:space="preserve"> </w:t>
+      </w:r>
+    </w:p>
+    <w:p>
+      <w:pPr>
+        <w:rPr>
+          <w:lang w:val="es-ES"/>
+        </w:rPr>
+      </w:pPr>
+      <w:r>
+        <w:rPr>
+          <w:lang w:val="es-ES"/>
+        </w:rPr>
+        <w:t>7. ¿Qué palabra clave permite declarar una variable cuyo tipo se determina en tiempo de ejecución?</w:t>
+      </w:r>
+    </w:p>
+    <w:p>
+      <w:pPr>
+        <w:pStyle w:val="Listaconvietas"/>
+      </w:pPr>
+      <w:r>
+        <w:t>A) var</w:t>
+      </w:r>
+    </w:p>
+    <w:p>
+      <w:pPr>
+        <w:pStyle w:val="Listaconvietas"/>
+      </w:pPr>
+      <w:r>
+        <w:t>B) object</w:t>
+      </w:r>
+    </w:p>
+    <w:p>
+      <w:pPr>
+        <w:pStyle w:val="Listaconvietas"/>
+      </w:pPr>
+      <w:r>
+        <w:t>C) dynamic</w:t>
+      </w:r>
+    </w:p>
+    <w:p>
+      <w:pPr>
+        <w:pStyle w:val="Listaconvietas"/>
+      </w:pPr>
+      <w:r>
+        <w:t>D) auto</w:t>
+      </w:r>
+    </w:p>
+    <w:p>
+      <w:pPr>
+        <w:rPr>
+          <w:lang w:val="es-ES"/>
+        </w:rPr>
+      </w:pPr>
+      <w:r>
+        <w:rPr>
+          <w:lang w:val="es-ES"/>
+        </w:rPr>
+        <w:t>8. ¿Cuál de las siguientes variables puede cambiar de tipo en tiempo de ejecución?</w:t>
+      </w:r>
+    </w:p>
+    <w:p>
+      <w:pPr>
+        <w:pStyle w:val="Listaconvietas"/>
+      </w:pPr>
+      <w:r>
+        <w:t>A) int x = 5;</w:t>
+      </w:r>
+    </w:p>
+    <w:p>
+      <w:pPr>
+        <w:pStyle w:val="Listaconvietas"/>
+      </w:pPr>
+      <w:r>
+        <w:t>B) var x = 5;</w:t>
+      </w:r>
+    </w:p>
+    <w:p>
+      <w:pPr>
+        <w:pStyle w:val="Listaconvietas"/>
+      </w:pPr>
+      <w:r>
+        <w:t>C) dynamic x = 5;</w:t>
+      </w:r>
+      <w:r>
+        <w:t xml:space="preserve"> </w:t>
+      </w:r>
+    </w:p>
+    <w:p>
+      <w:pPr>
+        <w:pStyle w:val="Listaconvietas"/>
+      </w:pPr>
+      <w:r>
+        <w:t>D) const x = 5;</w:t>
+      </w:r>
+    </w:p>
+    <w:p>
+      <w:pPr>
+        <w:rPr>
+          <w:lang w:val="es-ES"/>
+        </w:rPr>
+      </w:pPr>
+      <w:r>
+        <w:rPr>
+          <w:lang w:val="es-ES"/>
+        </w:rPr>
+        <w:t>9. ¿Qué palabra clave se usa para declarar una constante?</w:t>
+      </w:r>
+    </w:p>
+    <w:p>
+      <w:pPr>
+        <w:pStyle w:val="Listaconvietas"/>
+      </w:pPr>
+      <w:r>
         <w:t xml:space="preserve">A) </w:t>
       </w:r>
-      <w:proofErr w:type="gramStart"/>
-      <w:r>
-        <w:rPr>
-          <w:highlight w:val="yellow"/>
-        </w:rPr>
-        <w:t>SUM(</w:t>
-      </w:r>
-      <w:proofErr w:type="gramEnd"/>
-      <w:r>
-        <w:rPr>
-          <w:highlight w:val="yellow"/>
-        </w:rPr>
-        <w:t>)</w:t>
-      </w:r>
+      <w:proofErr w:type="spellStart"/>
+      <w:r>
+        <w:t>readonly</w:t>
+      </w:r>
+      <w:proofErr w:type="spellEnd"/>
     </w:p>
     <w:p>
       <w:pPr>
         <w:pStyle w:val="Listaconvietas"/>
       </w:pPr>
       <w:r>
-        <w:t xml:space="preserve">B) </w:t>
-      </w:r>
-      <w:proofErr w:type="gramStart"/>
-      <w:r>
-        <w:t>LEN(</w:t>
-      </w:r>
-      <w:proofErr w:type="gramEnd"/>
-      <w:r>
-        <w:t>)</w:t>
+        <w:t>B) const</w:t>
       </w:r>
     </w:p>
     <w:p>
@@ -152,15 +506,7 @@
         <w:pStyle w:val="Listaconvietas"/>
       </w:pPr>
       <w:r>
-        <w:t xml:space="preserve">C) </w:t>
-      </w:r>
-      <w:proofErr w:type="gramStart"/>
-      <w:r>
-        <w:t>GETDATE(</w:t>
-      </w:r>
-      <w:proofErr w:type="gramEnd"/>
-      <w:r>
-        <w:t>)</w:t>
+        <w:t>C) var</w:t>
       </w:r>
     </w:p>
     <w:p>
@@ -168,777 +514,68 @@
         <w:pStyle w:val="Listaconvietas"/>
       </w:pPr>
       <w:r>
-        <w:t xml:space="preserve">D) </w:t>
-      </w:r>
-      <w:proofErr w:type="gramStart"/>
-      <w:r>
-        <w:t>ISNULL(</w:t>
-      </w:r>
-      <w:proofErr w:type="gramEnd"/>
-      <w:r>
-        <w:t>)</w:t>
-      </w:r>
-    </w:p>
-    <w:p>
-      <w:pPr>
-        <w:rPr>
-          <w:lang w:val="es-ES"/>
-        </w:rPr>
-      </w:pPr>
-      <w:r>
-        <w:rPr>
-          <w:lang w:val="es-ES"/>
-        </w:rPr>
-        <w:t>2. ¿Cuáles de las siguientes funciones son funciones de agregado en SQL Server?</w:t>
+        <w:t>D) final</w:t>
+      </w:r>
+    </w:p>
+    <w:p>
+      <w:pPr>
+        <w:rPr>
+          <w:lang w:val="es-ES"/>
+        </w:rPr>
+      </w:pPr>
+      <w:r>
+        <w:rPr>
+          <w:lang w:val="es-ES"/>
+        </w:rPr>
+        <w:t xml:space="preserve">10. ¿Cuál de las siguientes líneas es válida para declarar un valor </w:t>
+      </w:r>
+      <w:proofErr w:type="spellStart"/>
+      <w:r>
+        <w:rPr>
+          <w:lang w:val="es-ES"/>
+        </w:rPr>
+        <w:t>nullable</w:t>
+      </w:r>
+      <w:proofErr w:type="spellEnd"/>
+      <w:r>
+        <w:rPr>
+          <w:lang w:val="es-ES"/>
+        </w:rPr>
+        <w:t>?</w:t>
       </w:r>
     </w:p>
     <w:p>
       <w:pPr>
         <w:pStyle w:val="Listaconvietas"/>
-        <w:rPr>
-          <w:highlight w:val="yellow"/>
-        </w:rPr>
-      </w:pPr>
-      <w:r>
-        <w:rPr>
-          <w:highlight w:val="yellow"/>
-        </w:rPr>
-        <w:t xml:space="preserve">A) </w:t>
-      </w:r>
-      <w:proofErr w:type="gramStart"/>
-      <w:r>
-        <w:rPr>
-          <w:highlight w:val="yellow"/>
-        </w:rPr>
-        <w:t>AVG(</w:t>
-      </w:r>
-      <w:proofErr w:type="gramEnd"/>
-      <w:r>
-        <w:rPr>
-          <w:highlight w:val="yellow"/>
-        </w:rPr>
-        <w:t>)</w:t>
+      </w:pPr>
+      <w:r>
+        <w:t xml:space="preserve">A) int </w:t>
+      </w:r>
+      <w:proofErr w:type="spellStart"/>
+      <w:r>
+        <w:t>edad</w:t>
+      </w:r>
+      <w:proofErr w:type="spellEnd"/>
+      <w:r>
+        <w:t xml:space="preserve"> = null;</w:t>
+      </w:r>
+      <w:r>
+        <w:t xml:space="preserve"> </w:t>
       </w:r>
     </w:p>
     <w:p>
       <w:pPr>
         <w:pStyle w:val="Listaconvietas"/>
-        <w:rPr>
-          <w:highlight w:val="yellow"/>
-        </w:rPr>
-      </w:pPr>
-      <w:r>
-        <w:rPr>
-          <w:highlight w:val="yellow"/>
-        </w:rPr>
-        <w:t xml:space="preserve">B) </w:t>
-      </w:r>
-      <w:proofErr w:type="gramStart"/>
-      <w:r>
-        <w:rPr>
-          <w:highlight w:val="yellow"/>
-        </w:rPr>
-        <w:t>MAX(</w:t>
-      </w:r>
-      <w:proofErr w:type="gramEnd"/>
-      <w:r>
-        <w:rPr>
-          <w:highlight w:val="yellow"/>
-        </w:rPr>
-        <w:t>)</w:t>
-      </w:r>
-    </w:p>
-    <w:p>
-      <w:pPr>
-        <w:pStyle w:val="Listaconvietas"/>
-        <w:rPr>
-          <w:highlight w:val="green"/>
-        </w:rPr>
-      </w:pPr>
-      <w:r>
-        <w:rPr>
-          <w:highlight w:val="green"/>
-        </w:rPr>
-        <w:t xml:space="preserve">C) </w:t>
-      </w:r>
-      <w:proofErr w:type="gramStart"/>
-      <w:r>
-        <w:rPr>
-          <w:highlight w:val="green"/>
-        </w:rPr>
-        <w:t>COUNT(</w:t>
-      </w:r>
-      <w:proofErr w:type="gramEnd"/>
-      <w:r>
-        <w:rPr>
-          <w:highlight w:val="green"/>
-        </w:rPr>
-        <w:t>)</w:t>
-      </w:r>
-    </w:p>
-    <w:p>
-      <w:pPr>
-        <w:pStyle w:val="Listaconvietas"/>
-      </w:pPr>
-      <w:r>
-        <w:t xml:space="preserve">D) </w:t>
-      </w:r>
-      <w:proofErr w:type="gramStart"/>
-      <w:r>
-        <w:t>CONCAT(</w:t>
-      </w:r>
-      <w:proofErr w:type="gramEnd"/>
-      <w:r>
-        <w:t>)</w:t>
-      </w:r>
-    </w:p>
-    <w:p>
-      <w:pPr>
-        <w:rPr>
-          <w:lang w:val="es-ES"/>
-        </w:rPr>
-      </w:pPr>
-      <w:r>
-        <w:rPr>
-          <w:lang w:val="es-ES"/>
-        </w:rPr>
-        <w:t>3. ¿Qué función de agregado se usa para contar el número de registros?</w:t>
-      </w:r>
-    </w:p>
-    <w:p>
-      <w:pPr>
-        <w:pStyle w:val="Listaconvietas"/>
-      </w:pPr>
-      <w:r>
-        <w:t xml:space="preserve">A) </w:t>
-      </w:r>
-      <w:proofErr w:type="gramStart"/>
-      <w:r>
-        <w:t>SUM(</w:t>
-      </w:r>
-      <w:proofErr w:type="gramEnd"/>
-      <w:r>
-        <w:t>)</w:t>
-      </w:r>
-    </w:p>
-    <w:p>
-      <w:pPr>
-        <w:pStyle w:val="Listaconvietas"/>
-        <w:rPr>
-          <w:highlight w:val="yellow"/>
-        </w:rPr>
-      </w:pPr>
-      <w:r>
-        <w:rPr>
-          <w:highlight w:val="yellow"/>
-        </w:rPr>
-        <w:t xml:space="preserve">B) </w:t>
-      </w:r>
-      <w:proofErr w:type="gramStart"/>
-      <w:r>
-        <w:rPr>
-          <w:highlight w:val="yellow"/>
-        </w:rPr>
-        <w:t>COUNT(</w:t>
-      </w:r>
-      <w:proofErr w:type="gramEnd"/>
-      <w:r>
-        <w:rPr>
-          <w:highlight w:val="yellow"/>
-        </w:rPr>
-        <w:t>)</w:t>
-      </w:r>
-    </w:p>
-    <w:p>
-      <w:pPr>
-        <w:pStyle w:val="Listaconvietas"/>
-      </w:pPr>
-      <w:r>
-        <w:t xml:space="preserve">C) </w:t>
-      </w:r>
-      <w:proofErr w:type="gramStart"/>
-      <w:r>
-        <w:t>TOTAL(</w:t>
-      </w:r>
-      <w:proofErr w:type="gramEnd"/>
-      <w:r>
-        <w:t>)</w:t>
-      </w:r>
-    </w:p>
-    <w:p>
-      <w:pPr>
-        <w:pStyle w:val="Listaconvietas"/>
-      </w:pPr>
-      <w:r>
-        <w:t xml:space="preserve">D) </w:t>
-      </w:r>
-      <w:proofErr w:type="gramStart"/>
-      <w:r>
-        <w:t>NUMBEROF(</w:t>
-      </w:r>
-      <w:proofErr w:type="gramEnd"/>
-      <w:r>
-        <w:t>)</w:t>
-      </w:r>
-    </w:p>
-    <w:p>
-      <w:pPr>
-        <w:rPr>
-          <w:lang w:val="es-ES"/>
-        </w:rPr>
-      </w:pPr>
-      <w:r>
-        <w:rPr>
-          <w:lang w:val="es-ES"/>
-        </w:rPr>
-        <w:t>4. ¿Cuál de las siguientes no es una función de agregado?</w:t>
-      </w:r>
-    </w:p>
-    <w:p>
-      <w:pPr>
-        <w:pStyle w:val="Listaconvietas"/>
-      </w:pPr>
-      <w:r>
-        <w:t xml:space="preserve">A) </w:t>
-      </w:r>
-      <w:proofErr w:type="gramStart"/>
-      <w:r>
-        <w:t>MIN(</w:t>
-      </w:r>
-      <w:proofErr w:type="gramEnd"/>
-      <w:r>
-        <w:t>)</w:t>
-      </w:r>
-    </w:p>
-    <w:p>
-      <w:pPr>
-        <w:pStyle w:val="Listaconvietas"/>
-      </w:pPr>
-      <w:r>
-        <w:t xml:space="preserve">B) </w:t>
-      </w:r>
-      <w:proofErr w:type="gramStart"/>
-      <w:r>
-        <w:t>AVG(</w:t>
-      </w:r>
-      <w:proofErr w:type="gramEnd"/>
-      <w:r>
-        <w:t>)</w:t>
-      </w:r>
-    </w:p>
-    <w:p>
-      <w:pPr>
-        <w:pStyle w:val="Listaconvietas"/>
-      </w:pPr>
-      <w:r>
-        <w:rPr>
-          <w:highlight w:val="yellow"/>
-        </w:rPr>
-        <w:t xml:space="preserve">C) </w:t>
-      </w:r>
-      <w:proofErr w:type="gramStart"/>
-      <w:r>
-        <w:rPr>
-          <w:highlight w:val="yellow"/>
-        </w:rPr>
-        <w:t>SUBSTRING(</w:t>
-      </w:r>
-      <w:proofErr w:type="gramEnd"/>
-      <w:r>
-        <w:rPr>
-          <w:highlight w:val="yellow"/>
-        </w:rPr>
-        <w:t>)</w:t>
-      </w:r>
-    </w:p>
-    <w:p>
-      <w:pPr>
-        <w:pStyle w:val="Listaconvietas"/>
-      </w:pPr>
-      <w:r>
-        <w:t xml:space="preserve">D) </w:t>
-      </w:r>
-      <w:proofErr w:type="gramStart"/>
-      <w:r>
-        <w:t>COUNT(</w:t>
-      </w:r>
-      <w:proofErr w:type="gramEnd"/>
-      <w:r>
-        <w:t>)</w:t>
-      </w:r>
-    </w:p>
-    <w:p>
-      <w:pPr>
-        <w:rPr>
-          <w:lang w:val="es-ES"/>
-        </w:rPr>
-      </w:pPr>
-      <w:r>
-        <w:rPr>
-          <w:lang w:val="es-ES"/>
-        </w:rPr>
-        <w:t>5. Selecciona la opción que solo contiene funciones de agregado válidas:</w:t>
-      </w:r>
-    </w:p>
-    <w:p>
-      <w:pPr>
-        <w:pStyle w:val="Listaconvietas"/>
-      </w:pPr>
-      <w:r>
-        <w:t xml:space="preserve">A) </w:t>
-      </w:r>
-      <w:proofErr w:type="gramStart"/>
-      <w:r>
-        <w:t>SUM(</w:t>
-      </w:r>
-      <w:proofErr w:type="gramEnd"/>
-      <w:r>
-        <w:t>), MAX(), GETDATE()</w:t>
-      </w:r>
-    </w:p>
-    <w:p>
-      <w:pPr>
-        <w:pStyle w:val="Listaconvietas"/>
-        <w:rPr>
-          <w:highlight w:val="yellow"/>
-        </w:rPr>
-      </w:pPr>
-      <w:r>
-        <w:t xml:space="preserve">B) </w:t>
-      </w:r>
-      <w:proofErr w:type="gramStart"/>
-      <w:r>
-        <w:rPr>
-          <w:highlight w:val="yellow"/>
-        </w:rPr>
-        <w:t>AVG(</w:t>
-      </w:r>
-      <w:proofErr w:type="gramEnd"/>
-      <w:r>
-        <w:rPr>
-          <w:highlight w:val="yellow"/>
-        </w:rPr>
-        <w:t>), MIN(), COUNT()</w:t>
-      </w:r>
-    </w:p>
-    <w:p>
-      <w:pPr>
-        <w:pStyle w:val="Listaconvietas"/>
-      </w:pPr>
-      <w:r>
-        <w:t xml:space="preserve">C) </w:t>
-      </w:r>
-      <w:proofErr w:type="gramStart"/>
-      <w:r>
-        <w:t>LEN(</w:t>
-      </w:r>
-      <w:proofErr w:type="gramEnd"/>
-      <w:r>
-        <w:t>), SUM(), LEFT()</w:t>
-      </w:r>
-    </w:p>
-    <w:p>
-      <w:pPr>
-        <w:pStyle w:val="Listaconvietas"/>
-      </w:pPr>
-      <w:r>
-        <w:lastRenderedPageBreak/>
-        <w:t xml:space="preserve">D) </w:t>
-      </w:r>
-      <w:proofErr w:type="gramStart"/>
-      <w:r>
-        <w:t>CONCAT(</w:t>
-      </w:r>
-      <w:proofErr w:type="gramEnd"/>
-      <w:r>
-        <w:t>), MAX(), REPLACE()</w:t>
-      </w:r>
-    </w:p>
-    <w:p>
-      <w:pPr>
-        <w:pStyle w:val="Ttulo1"/>
-      </w:pPr>
+      </w:pPr>
+      <w:r>
+        <w:t xml:space="preserve">B) int? </w:t>
+      </w:r>
       <w:proofErr w:type="spellStart"/>
       <w:r>
-        <w:t>Sección</w:t>
+        <w:t>edad</w:t>
       </w:r>
       <w:proofErr w:type="spellEnd"/>
       <w:r>
-        <w:t xml:space="preserve"> 2 – C#</w:t>
-      </w:r>
-    </w:p>
-    <w:p>
-      <w:r>
-        <w:t>¿</w:t>
-      </w:r>
-      <w:proofErr w:type="spellStart"/>
-      <w:r>
-        <w:t>Qué</w:t>
-      </w:r>
-      <w:proofErr w:type="spellEnd"/>
-      <w:r>
-        <w:t xml:space="preserve"> es C#?</w:t>
-      </w:r>
-    </w:p>
-    <w:p>
-      <w:pPr>
-        <w:rPr>
-          <w:lang w:val="es-ES"/>
-        </w:rPr>
-      </w:pPr>
-      <w:r>
-        <w:rPr>
-          <w:lang w:val="es-ES"/>
-        </w:rPr>
-        <w:t>C# es un lenguaje de programación moderno, orientado a objetos, desarrollado por Microsoft como parte de su plataforma .NET.</w:t>
-      </w:r>
-    </w:p>
-    <w:p>
-      <w:pPr>
-        <w:rPr>
-          <w:lang w:val="es-ES"/>
-        </w:rPr>
-      </w:pPr>
-      <w:r>
-        <w:rPr>
-          <w:lang w:val="es-ES"/>
-        </w:rPr>
-        <w:t>6. ¿Cuál de los siguientes es un tipo primitivo en C#?</w:t>
-      </w:r>
-    </w:p>
-    <w:p>
-      <w:pPr>
-        <w:pStyle w:val="Listaconvietas"/>
-      </w:pPr>
-      <w:r>
-        <w:t>A) list</w:t>
-      </w:r>
-    </w:p>
-    <w:p>
-      <w:pPr>
-        <w:pStyle w:val="Listaconvietas"/>
-        <w:rPr>
-          <w:highlight w:val="green"/>
-        </w:rPr>
-      </w:pPr>
-      <w:r>
-        <w:rPr>
-          <w:highlight w:val="green"/>
-        </w:rPr>
-        <w:t>B) int</w:t>
-      </w:r>
-    </w:p>
-    <w:p>
-      <w:pPr>
-        <w:pStyle w:val="Listaconvietas"/>
-      </w:pPr>
-      <w:r>
-        <w:t xml:space="preserve">C) </w:t>
-      </w:r>
-      <w:proofErr w:type="spellStart"/>
-      <w:r>
-        <w:t>DataTable</w:t>
-      </w:r>
-      <w:proofErr w:type="spellEnd"/>
-    </w:p>
-    <w:p>
-      <w:pPr>
-        <w:pStyle w:val="Listaconvietas"/>
-        <w:rPr>
-          <w:highlight w:val="yellow"/>
-        </w:rPr>
-      </w:pPr>
-      <w:r>
-        <w:rPr>
-          <w:highlight w:val="yellow"/>
-        </w:rPr>
-        <w:t>D) object</w:t>
-      </w:r>
-      <w:r>
-        <w:rPr>
-          <w:highlight w:val="yellow"/>
-        </w:rPr>
-        <w:t xml:space="preserve"> </w:t>
-      </w:r>
-    </w:p>
-    <w:p>
-      <w:pPr>
-        <w:rPr>
-          <w:lang w:val="es-ES"/>
-        </w:rPr>
-      </w:pPr>
-      <w:r>
-        <w:rPr>
-          <w:lang w:val="es-ES"/>
-        </w:rPr>
-        <w:t>7. ¿Qué palabra clave permite declarar una variable cuyo tipo se determina en tiempo de ejecución?</w:t>
-      </w:r>
-    </w:p>
-    <w:p>
-      <w:pPr>
-        <w:pStyle w:val="Listaconvietas"/>
-        <w:rPr>
-          <w:highlight w:val="yellow"/>
-        </w:rPr>
-      </w:pPr>
-      <w:r>
-        <w:rPr>
-          <w:highlight w:val="yellow"/>
-        </w:rPr>
-        <w:t>A) var</w:t>
-      </w:r>
-    </w:p>
-    <w:p>
-      <w:pPr>
-        <w:pStyle w:val="Listaconvietas"/>
-      </w:pPr>
-      <w:r>
-        <w:t>B) object</w:t>
-      </w:r>
-    </w:p>
-    <w:p>
-      <w:pPr>
-        <w:pStyle w:val="Listaconvietas"/>
-        <w:rPr>
-          <w:highlight w:val="green"/>
-        </w:rPr>
-      </w:pPr>
-      <w:r>
-        <w:rPr>
-          <w:highlight w:val="green"/>
-        </w:rPr>
-        <w:t>C) dynamic</w:t>
-      </w:r>
-    </w:p>
-    <w:p>
-      <w:pPr>
-        <w:pStyle w:val="Listaconvietas"/>
-      </w:pPr>
-      <w:r>
-        <w:t>D) auto</w:t>
-      </w:r>
-    </w:p>
-    <w:p>
-      <w:pPr>
-        <w:rPr>
-          <w:lang w:val="es-ES"/>
-        </w:rPr>
-      </w:pPr>
-      <w:r>
-        <w:rPr>
-          <w:lang w:val="es-ES"/>
-        </w:rPr>
-        <w:t>8. ¿Cuál de las siguientes variables puede cambiar de tipo en tiempo de ejecución?</w:t>
-      </w:r>
-    </w:p>
-    <w:p>
-      <w:pPr>
-        <w:pStyle w:val="Listaconvietas"/>
-      </w:pPr>
-      <w:r>
-        <w:t>A) int x = 5;</w:t>
-      </w:r>
-    </w:p>
-    <w:p>
-      <w:pPr>
-        <w:pStyle w:val="Listaconvietas"/>
-      </w:pPr>
-      <w:r>
-        <w:t>B) var x = 5;</w:t>
-      </w:r>
-    </w:p>
-    <w:p>
-      <w:pPr>
-        <w:pStyle w:val="Listaconvietas"/>
-        <w:rPr>
-          <w:highlight w:val="yellow"/>
-        </w:rPr>
-      </w:pPr>
-      <w:r>
-        <w:rPr>
-          <w:highlight w:val="yellow"/>
-        </w:rPr>
-        <w:t>C) dynamic x = 5</w:t>
-      </w:r>
-      <w:proofErr w:type="gramStart"/>
-      <w:r>
-        <w:rPr>
-          <w:highlight w:val="yellow"/>
-        </w:rPr>
-        <w:t>;</w:t>
-      </w:r>
-      <w:r>
-        <w:rPr>
-          <w:highlight w:val="yellow"/>
-        </w:rPr>
-        <w:t xml:space="preserve">  ??</w:t>
-      </w:r>
-      <w:proofErr w:type="gramEnd"/>
-    </w:p>
-    <w:p>
-      <w:pPr>
-        <w:pStyle w:val="Listaconvietas"/>
-      </w:pPr>
-      <w:r>
-        <w:t>D) const x = 5;</w:t>
-      </w:r>
-    </w:p>
-    <w:p>
-      <w:pPr>
-        <w:rPr>
-          <w:lang w:val="es-ES"/>
-        </w:rPr>
-      </w:pPr>
-      <w:r>
-        <w:rPr>
-          <w:lang w:val="es-ES"/>
-        </w:rPr>
-        <w:t>9. ¿Qué palabra clave se usa para declarar una constante?</w:t>
-      </w:r>
-    </w:p>
-    <w:p>
-      <w:pPr>
-        <w:pStyle w:val="Listaconvietas"/>
-      </w:pPr>
-      <w:r>
-        <w:t xml:space="preserve">A) </w:t>
-      </w:r>
-      <w:proofErr w:type="spellStart"/>
-      <w:r>
-        <w:t>readonly</w:t>
-      </w:r>
-      <w:proofErr w:type="spellEnd"/>
-    </w:p>
-    <w:p>
-      <w:pPr>
-        <w:pStyle w:val="Listaconvietas"/>
-        <w:rPr>
-          <w:highlight w:val="yellow"/>
-        </w:rPr>
-      </w:pPr>
-      <w:r>
-        <w:rPr>
-          <w:highlight w:val="yellow"/>
-        </w:rPr>
-        <w:t>B) const</w:t>
-      </w:r>
-    </w:p>
-    <w:p>
-      <w:pPr>
-        <w:pStyle w:val="Listaconvietas"/>
-      </w:pPr>
-      <w:r>
-        <w:t>C) var</w:t>
-      </w:r>
-    </w:p>
-    <w:p>
-      <w:pPr>
-        <w:pStyle w:val="Listaconvietas"/>
-      </w:pPr>
-      <w:r>
-        <w:t>D) final</w:t>
-      </w:r>
-    </w:p>
-    <w:p>
-      <w:pPr>
-        <w:rPr>
-          <w:lang w:val="es-ES"/>
-        </w:rPr>
-      </w:pPr>
-      <w:r>
-        <w:rPr>
-          <w:lang w:val="es-ES"/>
-        </w:rPr>
-        <w:t xml:space="preserve">10. ¿Cuál de las siguientes líneas es válida para declarar un valor </w:t>
-      </w:r>
-      <w:proofErr w:type="spellStart"/>
-      <w:r>
-        <w:rPr>
-          <w:lang w:val="es-ES"/>
-        </w:rPr>
-        <w:t>nullable</w:t>
-      </w:r>
-      <w:proofErr w:type="spellEnd"/>
-      <w:r>
-        <w:rPr>
-          <w:lang w:val="es-ES"/>
-        </w:rPr>
-        <w:t>?</w:t>
-      </w:r>
-    </w:p>
-    <w:p>
-      <w:pPr>
-        <w:pStyle w:val="Listaconvietas"/>
-        <w:rPr>
-          <w:highlight w:val="yellow"/>
-        </w:rPr>
-      </w:pPr>
-      <w:r>
-        <w:rPr>
-          <w:highlight w:val="yellow"/>
-        </w:rPr>
-        <w:t xml:space="preserve">A) int </w:t>
-      </w:r>
-      <w:proofErr w:type="spellStart"/>
-      <w:r>
-        <w:rPr>
-          <w:highlight w:val="yellow"/>
-        </w:rPr>
-        <w:t>edad</w:t>
-      </w:r>
-      <w:proofErr w:type="spellEnd"/>
-      <w:r>
-        <w:rPr>
-          <w:highlight w:val="yellow"/>
-        </w:rPr>
-        <w:t xml:space="preserve"> = null</w:t>
-      </w:r>
-      <w:proofErr w:type="gramStart"/>
-      <w:r>
-        <w:rPr>
-          <w:highlight w:val="yellow"/>
-        </w:rPr>
-        <w:t>;</w:t>
-      </w:r>
-      <w:r>
-        <w:rPr>
-          <w:highlight w:val="yellow"/>
-        </w:rPr>
-        <w:t xml:space="preserve"> </w:t>
-      </w:r>
-      <w:r>
-        <w:rPr>
-          <w:highlight w:val="yellow"/>
-        </w:rPr>
-        <w:t>??</w:t>
-      </w:r>
-      <w:proofErr w:type="gramEnd"/>
-    </w:p>
-    <w:p>
-      <w:pPr>
-        <w:pStyle w:val="Listaconvietas"/>
-        <w:rPr>
-          <w:highlight w:val="green"/>
-        </w:rPr>
-      </w:pPr>
-      <w:r>
-        <w:rPr>
-          <w:highlight w:val="green"/>
-        </w:rPr>
-        <w:t xml:space="preserve">B) int? </w:t>
-      </w:r>
-      <w:proofErr w:type="spellStart"/>
-      <w:r>
-        <w:rPr>
-          <w:highlight w:val="green"/>
-        </w:rPr>
-        <w:t>edad</w:t>
-      </w:r>
-      <w:proofErr w:type="spellEnd"/>
-      <w:r>
-        <w:rPr>
-          <w:highlight w:val="green"/>
-        </w:rPr>
         <w:t xml:space="preserve"> = null;</w:t>
       </w:r>
     </w:p>
@@ -1000,101 +637,272 @@
       </w:pPr>
       <w:proofErr w:type="spellStart"/>
       <w:r>
+        <w:t>Sección</w:t>
+      </w:r>
+      <w:proofErr w:type="spellEnd"/>
+      <w:r>
+        <w:t xml:space="preserve"> 3 – REST</w:t>
+      </w:r>
+    </w:p>
+    <w:p>
+      <w:r>
+        <w:t>¿</w:t>
+      </w:r>
+      <w:proofErr w:type="spellStart"/>
+      <w:r>
+        <w:t>Qué</w:t>
+      </w:r>
+      <w:proofErr w:type="spellEnd"/>
+      <w:r>
+        <w:t xml:space="preserve"> es REST?</w:t>
+      </w:r>
+    </w:p>
+    <w:p>
+      <w:pPr>
+        <w:rPr>
+          <w:lang w:val="es-ES"/>
+        </w:rPr>
+      </w:pPr>
+      <w:r>
+        <w:rPr>
+          <w:lang w:val="es-ES"/>
+        </w:rPr>
+        <w:t>11. ¿Qué método HTTP se utiliza para obtener datos de un recurso?</w:t>
+      </w:r>
+    </w:p>
+    <w:p>
+      <w:pPr>
+        <w:pStyle w:val="Listaconvietas"/>
+      </w:pPr>
+      <w:r>
         <w:lastRenderedPageBreak/>
-        <w:t>Sección</w:t>
+        <w:t>A) POST</w:t>
+      </w:r>
+    </w:p>
+    <w:p>
+      <w:pPr>
+        <w:pStyle w:val="Listaconvietas"/>
+      </w:pPr>
+      <w:r>
+        <w:t>B) GET</w:t>
+      </w:r>
+    </w:p>
+    <w:p>
+      <w:pPr>
+        <w:pStyle w:val="Listaconvietas"/>
+      </w:pPr>
+      <w:r>
+        <w:t>C) PUT</w:t>
+      </w:r>
+    </w:p>
+    <w:p>
+      <w:pPr>
+        <w:pStyle w:val="Listaconvietas"/>
+      </w:pPr>
+      <w:r>
+        <w:t>D) DELETE</w:t>
+      </w:r>
+    </w:p>
+    <w:p>
+      <w:pPr>
+        <w:rPr>
+          <w:lang w:val="es-ES"/>
+        </w:rPr>
+      </w:pPr>
+      <w:r>
+        <w:rPr>
+          <w:lang w:val="es-ES"/>
+        </w:rPr>
+        <w:t>12. ¿Qué método se utiliza para crear un nuevo recurso en una API REST?</w:t>
+      </w:r>
+    </w:p>
+    <w:p>
+      <w:pPr>
+        <w:pStyle w:val="Listaconvietas"/>
+      </w:pPr>
+      <w:r>
+        <w:t>A) PUT</w:t>
+      </w:r>
+    </w:p>
+    <w:p>
+      <w:pPr>
+        <w:pStyle w:val="Listaconvietas"/>
+      </w:pPr>
+      <w:r>
+        <w:t>B) GET</w:t>
+      </w:r>
+    </w:p>
+    <w:p>
+      <w:pPr>
+        <w:pStyle w:val="Listaconvietas"/>
+      </w:pPr>
+      <w:r>
+        <w:t>C) POST</w:t>
+      </w:r>
+    </w:p>
+    <w:p>
+      <w:pPr>
+        <w:pStyle w:val="Listaconvietas"/>
+      </w:pPr>
+      <w:r>
+        <w:t>D) PATCH</w:t>
+      </w:r>
+    </w:p>
+    <w:p>
+      <w:pPr>
+        <w:rPr>
+          <w:lang w:val="es-ES"/>
+        </w:rPr>
+      </w:pPr>
+      <w:r>
+        <w:rPr>
+          <w:lang w:val="es-ES"/>
+        </w:rPr>
+        <w:t>13. ¿Qué método se usa para eliminar un recurso existente?</w:t>
+      </w:r>
+    </w:p>
+    <w:p>
+      <w:pPr>
+        <w:pStyle w:val="Listaconvietas"/>
+      </w:pPr>
+      <w:r>
+        <w:t>A) DELETE</w:t>
+      </w:r>
+    </w:p>
+    <w:p>
+      <w:pPr>
+        <w:pStyle w:val="Listaconvietas"/>
+      </w:pPr>
+      <w:r>
+        <w:t>B) REMOVE</w:t>
+      </w:r>
+    </w:p>
+    <w:p>
+      <w:pPr>
+        <w:pStyle w:val="Listaconvietas"/>
+      </w:pPr>
+      <w:r>
+        <w:t>C) DROP</w:t>
+      </w:r>
+    </w:p>
+    <w:p>
+      <w:pPr>
+        <w:pStyle w:val="Listaconvietas"/>
+      </w:pPr>
+      <w:r>
+        <w:t>D) DESTROY</w:t>
+      </w:r>
+    </w:p>
+    <w:p>
+      <w:pPr>
+        <w:rPr>
+          <w:lang w:val="es-ES"/>
+        </w:rPr>
+      </w:pPr>
+      <w:r>
+        <w:rPr>
+          <w:lang w:val="es-ES"/>
+        </w:rPr>
+        <w:t>14. ¿Cuál de los siguientes NO es un principio clave de REST?</w:t>
+      </w:r>
+    </w:p>
+    <w:p>
+      <w:pPr>
+        <w:pStyle w:val="Listaconvietas"/>
+      </w:pPr>
+      <w:r>
+        <w:t xml:space="preserve">A) Stateless (sin </w:t>
+      </w:r>
+      <w:proofErr w:type="spellStart"/>
+      <w:r>
+        <w:t>estado</w:t>
       </w:r>
       <w:proofErr w:type="spellEnd"/>
       <w:r>
-        <w:t xml:space="preserve"> 3 – REST</w:t>
-      </w:r>
-    </w:p>
-    <w:p>
-      <w:r>
-        <w:t>¿</w:t>
+        <w:t>)</w:t>
+      </w:r>
+    </w:p>
+    <w:p>
+      <w:pPr>
+        <w:pStyle w:val="Listaconvietas"/>
+      </w:pPr>
+      <w:r>
+        <w:t xml:space="preserve">B) </w:t>
       </w:r>
       <w:proofErr w:type="spellStart"/>
       <w:r>
-        <w:t>Qué</w:t>
+        <w:t>Recursos</w:t>
       </w:r>
       <w:proofErr w:type="spellEnd"/>
       <w:r>
-        <w:t xml:space="preserve"> es REST?</w:t>
-      </w:r>
-    </w:p>
-    <w:p>
-      <w:pPr>
-        <w:rPr>
-          <w:lang w:val="es-ES"/>
-        </w:rPr>
-      </w:pPr>
-      <w:r>
-        <w:rPr>
-          <w:lang w:val="es-ES"/>
-        </w:rPr>
-        <w:t>REST (</w:t>
+        <w:t xml:space="preserve"> </w:t>
       </w:r>
       <w:proofErr w:type="spellStart"/>
       <w:r>
-        <w:rPr>
-          <w:lang w:val="es-ES"/>
-        </w:rPr>
-        <w:t>Representational</w:t>
+        <w:t>identificados</w:t>
       </w:r>
       <w:proofErr w:type="spellEnd"/>
       <w:r>
-        <w:rPr>
-          <w:lang w:val="es-ES"/>
-        </w:rPr>
+        <w:t xml:space="preserve"> por URI</w:t>
+      </w:r>
+    </w:p>
+    <w:p>
+      <w:pPr>
+        <w:pStyle w:val="Listaconvietas"/>
+      </w:pPr>
+      <w:r>
+        <w:t xml:space="preserve">C) </w:t>
+      </w:r>
+      <w:proofErr w:type="spellStart"/>
+      <w:r>
+        <w:t>Comunicación</w:t>
+      </w:r>
+      <w:proofErr w:type="spellEnd"/>
+      <w:r>
         <w:t xml:space="preserve"> </w:t>
       </w:r>
       <w:proofErr w:type="spellStart"/>
       <w:r>
-        <w:rPr>
-          <w:lang w:val="es-ES"/>
-        </w:rPr>
-        <w:t>State</w:t>
+        <w:t>usando</w:t>
       </w:r>
       <w:proofErr w:type="spellEnd"/>
       <w:r>
-        <w:rPr>
-          <w:lang w:val="es-ES"/>
-        </w:rPr>
-        <w:t xml:space="preserve"> Transfer) es un estilo arquitectónico para crear servicios web que usan el protocolo HTTP para acceder y manipular recursos mediante operaciones estándar (GET, POST, PUT, DELETE).</w:t>
-      </w:r>
-    </w:p>
-    <w:p>
-      <w:pPr>
-        <w:rPr>
-          <w:lang w:val="es-ES"/>
-        </w:rPr>
-      </w:pPr>
-      <w:r>
-        <w:rPr>
-          <w:lang w:val="es-ES"/>
-        </w:rPr>
-        <w:t>11. ¿Qué método HTTP se utiliza para obtener datos de un recurso?</w:t>
+        <w:t xml:space="preserve"> HTTP</w:t>
       </w:r>
     </w:p>
     <w:p>
       <w:pPr>
         <w:pStyle w:val="Listaconvietas"/>
-      </w:pPr>
-      <w:r>
-        <w:t>A) POST</w:t>
+        <w:rPr>
+          <w:lang w:val="es-ES"/>
+        </w:rPr>
+      </w:pPr>
+      <w:r>
+        <w:rPr>
+          <w:lang w:val="es-ES"/>
+        </w:rPr>
+        <w:t>D) Estado persistente en el servidor</w:t>
+      </w:r>
+    </w:p>
+    <w:p>
+      <w:pPr>
+        <w:rPr>
+          <w:lang w:val="es-ES"/>
+        </w:rPr>
+      </w:pPr>
+      <w:r>
+        <w:rPr>
+          <w:lang w:val="es-ES"/>
+        </w:rPr>
+        <w:t>15. ¿Qué tipo de respuesta se espera típicamente de una API REST?</w:t>
       </w:r>
     </w:p>
     <w:p>
       <w:pPr>
         <w:pStyle w:val="Listaconvietas"/>
-        <w:rPr>
-          <w:highlight w:val="yellow"/>
-        </w:rPr>
-      </w:pPr>
-      <w:r>
-        <w:rPr>
-          <w:highlight w:val="yellow"/>
-        </w:rPr>
-        <w:t>B) GET</w:t>
+      </w:pPr>
+      <w:r>
+        <w:t>A) HTML</w:t>
       </w:r>
     </w:p>
     <w:p>
@@ -1102,282 +910,6 @@
         <w:pStyle w:val="Listaconvietas"/>
       </w:pPr>
       <w:r>
-        <w:t>C) PUT</w:t>
-      </w:r>
-    </w:p>
-    <w:p>
-      <w:pPr>
-        <w:pStyle w:val="Listaconvietas"/>
-      </w:pPr>
-      <w:r>
-        <w:t>D) DELETE</w:t>
-      </w:r>
-    </w:p>
-    <w:p>
-      <w:pPr>
-        <w:rPr>
-          <w:lang w:val="es-ES"/>
-        </w:rPr>
-      </w:pPr>
-      <w:r>
-        <w:rPr>
-          <w:lang w:val="es-ES"/>
-        </w:rPr>
-        <w:t>12. ¿Qué método se utiliza para crear un nuevo recurso en una API REST?</w:t>
-      </w:r>
-    </w:p>
-    <w:p>
-      <w:pPr>
-        <w:pStyle w:val="Listaconvietas"/>
-      </w:pPr>
-      <w:r>
-        <w:t>A) PUT</w:t>
-      </w:r>
-    </w:p>
-    <w:p>
-      <w:pPr>
-        <w:pStyle w:val="Listaconvietas"/>
-      </w:pPr>
-      <w:r>
-        <w:t>B) GET</w:t>
-      </w:r>
-    </w:p>
-    <w:p>
-      <w:pPr>
-        <w:pStyle w:val="Listaconvietas"/>
-        <w:rPr>
-          <w:highlight w:val="yellow"/>
-        </w:rPr>
-      </w:pPr>
-      <w:r>
-        <w:rPr>
-          <w:highlight w:val="yellow"/>
-        </w:rPr>
-        <w:t>C) POST</w:t>
-      </w:r>
-    </w:p>
-    <w:p>
-      <w:pPr>
-        <w:pStyle w:val="Listaconvietas"/>
-      </w:pPr>
-      <w:r>
-        <w:t>D) PATCH</w:t>
-      </w:r>
-    </w:p>
-    <w:p>
-      <w:pPr>
-        <w:rPr>
-          <w:lang w:val="es-ES"/>
-        </w:rPr>
-      </w:pPr>
-      <w:r>
-        <w:rPr>
-          <w:lang w:val="es-ES"/>
-        </w:rPr>
-        <w:t>13. ¿Qué método se usa para eliminar un recurso existente?</w:t>
-      </w:r>
-    </w:p>
-    <w:p>
-      <w:pPr>
-        <w:pStyle w:val="Listaconvietas"/>
-        <w:rPr>
-          <w:highlight w:val="green"/>
-        </w:rPr>
-      </w:pPr>
-      <w:r>
-        <w:rPr>
-          <w:highlight w:val="green"/>
-        </w:rPr>
-        <w:t>A) DELETE</w:t>
-      </w:r>
-    </w:p>
-    <w:p>
-      <w:pPr>
-        <w:pStyle w:val="Listaconvietas"/>
-        <w:rPr>
-          <w:highlight w:val="yellow"/>
-        </w:rPr>
-      </w:pPr>
-      <w:r>
-        <w:rPr>
-          <w:highlight w:val="yellow"/>
-        </w:rPr>
-        <w:t xml:space="preserve">B) </w:t>
-      </w:r>
-      <w:proofErr w:type="gramStart"/>
-      <w:r>
-        <w:rPr>
-          <w:highlight w:val="yellow"/>
-        </w:rPr>
-        <w:t>REMOVE</w:t>
-      </w:r>
-      <w:r>
-        <w:rPr>
-          <w:highlight w:val="yellow"/>
-        </w:rPr>
-        <w:t xml:space="preserve"> </w:t>
-      </w:r>
-      <w:r>
-        <w:rPr>
-          <w:highlight w:val="yellow"/>
-        </w:rPr>
-        <w:t>??</w:t>
-      </w:r>
-      <w:proofErr w:type="gramEnd"/>
-    </w:p>
-    <w:p>
-      <w:pPr>
-        <w:pStyle w:val="Listaconvietas"/>
-      </w:pPr>
-      <w:r>
-        <w:t>C) DROP</w:t>
-      </w:r>
-    </w:p>
-    <w:p>
-      <w:pPr>
-        <w:pStyle w:val="Listaconvietas"/>
-      </w:pPr>
-      <w:r>
-        <w:t>D) DESTROY</w:t>
-      </w:r>
-    </w:p>
-    <w:p>
-      <w:pPr>
-        <w:rPr>
-          <w:lang w:val="es-ES"/>
-        </w:rPr>
-      </w:pPr>
-      <w:r>
-        <w:rPr>
-          <w:lang w:val="es-ES"/>
-        </w:rPr>
-        <w:t>14. ¿Cuál de los siguientes NO es un principio clave de REST?</w:t>
-      </w:r>
-    </w:p>
-    <w:p>
-      <w:pPr>
-        <w:pStyle w:val="Listaconvietas"/>
-        <w:rPr>
-          <w:highlight w:val="yellow"/>
-        </w:rPr>
-      </w:pPr>
-      <w:r>
-        <w:rPr>
-          <w:highlight w:val="yellow"/>
-        </w:rPr>
-        <w:t xml:space="preserve">A) Stateless (sin </w:t>
-      </w:r>
-      <w:proofErr w:type="spellStart"/>
-      <w:r>
-        <w:rPr>
-          <w:highlight w:val="yellow"/>
-        </w:rPr>
-        <w:t>estado</w:t>
-      </w:r>
-      <w:proofErr w:type="spellEnd"/>
-      <w:r>
-        <w:rPr>
-          <w:highlight w:val="yellow"/>
-        </w:rPr>
-        <w:t>)</w:t>
-      </w:r>
-    </w:p>
-    <w:p>
-      <w:pPr>
-        <w:pStyle w:val="Listaconvietas"/>
-      </w:pPr>
-      <w:r>
-        <w:t xml:space="preserve">B) </w:t>
-      </w:r>
-      <w:proofErr w:type="spellStart"/>
-      <w:r>
-        <w:t>Recursos</w:t>
-      </w:r>
-      <w:proofErr w:type="spellEnd"/>
-      <w:r>
-        <w:t xml:space="preserve"> </w:t>
-      </w:r>
-      <w:proofErr w:type="spellStart"/>
-      <w:r>
-        <w:t>identificados</w:t>
-      </w:r>
-      <w:proofErr w:type="spellEnd"/>
-      <w:r>
-        <w:t xml:space="preserve"> por URI</w:t>
-      </w:r>
-    </w:p>
-    <w:p>
-      <w:pPr>
-        <w:pStyle w:val="Listaconvietas"/>
-      </w:pPr>
-      <w:r>
-        <w:t xml:space="preserve">C) </w:t>
-      </w:r>
-      <w:proofErr w:type="spellStart"/>
-      <w:r>
-        <w:t>Comunicación</w:t>
-      </w:r>
-      <w:proofErr w:type="spellEnd"/>
-      <w:r>
-        <w:t xml:space="preserve"> </w:t>
-      </w:r>
-      <w:proofErr w:type="spellStart"/>
-      <w:r>
-        <w:t>usando</w:t>
-      </w:r>
-      <w:proofErr w:type="spellEnd"/>
-      <w:r>
-        <w:t xml:space="preserve"> HTTP</w:t>
-      </w:r>
-    </w:p>
-    <w:p>
-      <w:pPr>
-        <w:pStyle w:val="Listaconvietas"/>
-        <w:rPr>
-          <w:highlight w:val="green"/>
-          <w:lang w:val="es-ES"/>
-        </w:rPr>
-      </w:pPr>
-      <w:r>
-        <w:rPr>
-          <w:highlight w:val="green"/>
-          <w:lang w:val="es-ES"/>
-        </w:rPr>
-        <w:t>D) Estado persistente en el servidor</w:t>
-      </w:r>
-    </w:p>
-    <w:p>
-      <w:pPr>
-        <w:rPr>
-          <w:lang w:val="es-ES"/>
-        </w:rPr>
-      </w:pPr>
-      <w:r>
-        <w:rPr>
-          <w:lang w:val="es-ES"/>
-        </w:rPr>
-        <w:t>15. ¿Qué tipo de respuesta se espera típicamente de una API REST?</w:t>
-      </w:r>
-    </w:p>
-    <w:p>
-      <w:pPr>
-        <w:pStyle w:val="Listaconvietas"/>
-      </w:pPr>
-      <w:r>
-        <w:t>A) HTML</w:t>
-      </w:r>
-    </w:p>
-    <w:p>
-      <w:pPr>
-        <w:pStyle w:val="Listaconvietas"/>
-        <w:rPr>
-          <w:highlight w:val="yellow"/>
-        </w:rPr>
-      </w:pPr>
-      <w:r>
-        <w:rPr>
-          <w:highlight w:val="yellow"/>
-        </w:rPr>
         <w:t>B) JSON o XML</w:t>
       </w:r>
     </w:p>
@@ -1428,21 +960,7 @@
         <w:rPr>
           <w:lang w:val="es-MX"/>
         </w:rPr>
-        <w:t xml:space="preserve"> (Investiga sobre </w:t>
-      </w:r>
-      <w:proofErr w:type="gramStart"/>
-      <w:r>
-        <w:rPr>
-          <w:lang w:val="es-MX"/>
-        </w:rPr>
-        <w:t>eso :v</w:t>
-      </w:r>
-      <w:proofErr w:type="gramEnd"/>
-      <w:r>
-        <w:rPr>
-          <w:lang w:val="es-MX"/>
-        </w:rPr>
-        <w:t xml:space="preserve">) </w:t>
+        <w:t xml:space="preserve"> (Investiga sobre eso :v) </w:t>
       </w:r>
     </w:p>
     <w:p>
@@ -1501,41 +1019,110 @@
         <w:rPr>
           <w:lang w:val="es-ES"/>
         </w:rPr>
+        <w:t>Sección 4 – Programación Orientada a Objetos y Teoría General</w:t>
+      </w:r>
+    </w:p>
+    <w:p>
+      <w:pPr>
+        <w:rPr>
+          <w:lang w:val="es-ES"/>
+        </w:rPr>
+      </w:pPr>
+      <w:r>
+        <w:rPr>
+          <w:lang w:val="es-ES"/>
+        </w:rPr>
+        <w:t>¿Qué es la Programación Orientada a Objetos (POO)?</w:t>
+      </w:r>
+    </w:p>
+    <w:p>
+      <w:pPr>
+        <w:rPr>
+          <w:lang w:val="es-ES"/>
+        </w:rPr>
+      </w:pPr>
+      <w:r>
+        <w:rPr>
+          <w:lang w:val="es-ES"/>
+        </w:rPr>
+        <w:t>1</w:t>
+      </w:r>
+      <w:r>
+        <w:rPr>
+          <w:lang w:val="es-ES"/>
+        </w:rPr>
+        <w:t>7</w:t>
+      </w:r>
+      <w:r>
+        <w:rPr>
+          <w:lang w:val="es-ES"/>
+        </w:rPr>
+        <w:t>. ¿Qué es polimorfismo en programación orientada a objetos?</w:t>
+      </w:r>
+    </w:p>
+    <w:p>
+      <w:pPr>
+        <w:pStyle w:val="Listaconvietas"/>
+        <w:rPr>
+          <w:lang w:val="es-ES"/>
+        </w:rPr>
+      </w:pPr>
+      <w:r>
+        <w:rPr>
+          <w:lang w:val="es-ES"/>
+        </w:rPr>
+        <w:t>A) El uso de múltiples hilos</w:t>
+      </w:r>
+    </w:p>
+    <w:p>
+      <w:pPr>
+        <w:pStyle w:val="Listaconvietas"/>
+        <w:rPr>
+          <w:lang w:val="es-ES"/>
+        </w:rPr>
+      </w:pPr>
+      <w:r>
+        <w:rPr>
+          <w:lang w:val="es-ES"/>
+        </w:rPr>
+        <w:t>B) La capacidad de una función de tomar varias formas</w:t>
+      </w:r>
+    </w:p>
+    <w:p>
+      <w:pPr>
+        <w:pStyle w:val="Listaconvietas"/>
+        <w:rPr>
+          <w:lang w:val="es-ES"/>
+        </w:rPr>
+      </w:pPr>
+      <w:r>
+        <w:rPr>
+          <w:lang w:val="es-ES"/>
+        </w:rPr>
         <w:lastRenderedPageBreak/>
-        <w:t>Sección 4 – Programación Orientada a Objetos y Teoría General</w:t>
-      </w:r>
-    </w:p>
-    <w:p>
-      <w:pPr>
-        <w:rPr>
-          <w:lang w:val="es-ES"/>
-        </w:rPr>
-      </w:pPr>
-      <w:r>
-        <w:rPr>
-          <w:lang w:val="es-ES"/>
-        </w:rPr>
-        <w:t>¿Qué es la Programación Orientada a Objetos (POO)?</w:t>
-      </w:r>
-    </w:p>
-    <w:p>
-      <w:pPr>
-        <w:rPr>
-          <w:lang w:val="es-ES"/>
-        </w:rPr>
-      </w:pPr>
-      <w:r>
-        <w:rPr>
-          <w:lang w:val="es-ES"/>
-        </w:rPr>
-        <w:t xml:space="preserve">Es un paradigma de programación basado en el uso de clases y objetos. </w:t>
-      </w:r>
-      <w:r>
-        <w:rPr>
-          <w:lang w:val="es-ES"/>
-        </w:rPr>
-        <w:t>Permite estructurar el código agrupando datos y comportamientos.</w:t>
-      </w:r>
+        <w:t>C) La herencia de múltiples clases</w:t>
+      </w:r>
+    </w:p>
+    <w:p>
+      <w:pPr>
+        <w:pStyle w:val="Listaconvietas"/>
+      </w:pPr>
+      <w:r>
+        <w:t xml:space="preserve">D) La </w:t>
+      </w:r>
+      <w:proofErr w:type="spellStart"/>
+      <w:r>
+        <w:t>sobrecarga</w:t>
+      </w:r>
+      <w:proofErr w:type="spellEnd"/>
+      <w:r>
+        <w:t xml:space="preserve"> del </w:t>
+      </w:r>
+      <w:proofErr w:type="spellStart"/>
+      <w:r>
+        <w:t>compilador</w:t>
+      </w:r>
+      <w:proofErr w:type="spellEnd"/>
     </w:p>
     <w:p>
       <w:pPr>
@@ -1553,13 +1140,13 @@
         <w:rPr>
           <w:lang w:val="es-ES"/>
         </w:rPr>
-        <w:t>7</w:t>
-      </w:r>
-      <w:r>
-        <w:rPr>
-          <w:lang w:val="es-ES"/>
-        </w:rPr>
-        <w:t>. ¿Qué es polimorfismo en programación orientada a objetos?</w:t>
+        <w:t>8</w:t>
+      </w:r>
+      <w:r>
+        <w:rPr>
+          <w:lang w:val="es-ES"/>
+        </w:rPr>
+        <w:t>. ¿Qué es la herencia en programación?</w:t>
       </w:r>
     </w:p>
     <w:p>
@@ -1573,23 +1160,21 @@
         <w:rPr>
           <w:lang w:val="es-ES"/>
         </w:rPr>
-        <w:t>A) El uso de múltiples hilos</w:t>
+        <w:t>A) Reutilización de funciones de librerías</w:t>
       </w:r>
     </w:p>
     <w:p>
       <w:pPr>
         <w:pStyle w:val="Listaconvietas"/>
         <w:rPr>
-          <w:highlight w:val="yellow"/>
-          <w:lang w:val="es-ES"/>
-        </w:rPr>
-      </w:pPr>
-      <w:r>
-        <w:rPr>
-          <w:highlight w:val="yellow"/>
-          <w:lang w:val="es-ES"/>
-        </w:rPr>
-        <w:t>B) La capacidad de una función de tomar varias formas</w:t>
+          <w:lang w:val="es-ES"/>
+        </w:rPr>
+      </w:pPr>
+      <w:r>
+        <w:rPr>
+          <w:lang w:val="es-ES"/>
+        </w:rPr>
+        <w:t>B) Compartir métodos entre clases sin relación</w:t>
       </w:r>
     </w:p>
     <w:p>
@@ -1603,53 +1188,151 @@
         <w:rPr>
           <w:lang w:val="es-ES"/>
         </w:rPr>
-        <w:t>C) La herencia de múltiples clases</w:t>
+        <w:t>C) La capacidad de una clase de heredar atributos y métodos de otra</w:t>
       </w:r>
     </w:p>
     <w:p>
       <w:pPr>
         <w:pStyle w:val="Listaconvietas"/>
-      </w:pPr>
-      <w:r>
-        <w:t xml:space="preserve">D) La </w:t>
+        <w:rPr>
+          <w:lang w:val="es-ES"/>
+        </w:rPr>
+      </w:pPr>
+      <w:r>
+        <w:rPr>
+          <w:lang w:val="es-ES"/>
+        </w:rPr>
+        <w:t>D) Evitar la duplicación de datos</w:t>
+      </w:r>
+    </w:p>
+    <w:p>
+      <w:pPr>
+        <w:rPr>
+          <w:lang w:val="es-ES"/>
+        </w:rPr>
+      </w:pPr>
+      <w:r>
+        <w:rPr>
+          <w:lang w:val="es-ES"/>
+        </w:rPr>
+        <w:t>1</w:t>
+      </w:r>
+      <w:r>
+        <w:rPr>
+          <w:lang w:val="es-ES"/>
+        </w:rPr>
+        <w:t>9</w:t>
+      </w:r>
+      <w:r>
+        <w:rPr>
+          <w:lang w:val="es-ES"/>
+        </w:rPr>
+        <w:t>. ¿Cuál es una diferencia principal entre Java y JavaScript?</w:t>
+      </w:r>
+    </w:p>
+    <w:p>
+      <w:pPr>
+        <w:pStyle w:val="Listaconvietas"/>
+        <w:rPr>
+          <w:lang w:val="es-ES"/>
+        </w:rPr>
+      </w:pPr>
+      <w:r>
+        <w:rPr>
+          <w:lang w:val="es-ES"/>
+        </w:rPr>
+        <w:t>A) JavaScript se compila, Java no</w:t>
+      </w:r>
+    </w:p>
+    <w:p>
+      <w:pPr>
+        <w:pStyle w:val="Listaconvietas"/>
+        <w:rPr>
+          <w:lang w:val="es-ES"/>
+        </w:rPr>
+      </w:pPr>
+      <w:r>
+        <w:rPr>
+          <w:lang w:val="es-ES"/>
+        </w:rPr>
+        <w:t xml:space="preserve">B) JavaScript es un lenguaje de </w:t>
       </w:r>
       <w:proofErr w:type="spellStart"/>
       <w:r>
-        <w:t>sobrecarga</w:t>
+        <w:rPr>
+          <w:lang w:val="es-ES"/>
+        </w:rPr>
+        <w:t>backend</w:t>
       </w:r>
       <w:proofErr w:type="spellEnd"/>
-      <w:r>
-        <w:t xml:space="preserve"> del </w:t>
+    </w:p>
+    <w:p>
+      <w:pPr>
+        <w:pStyle w:val="Listaconvietas"/>
+        <w:rPr>
+          <w:lang w:val="es-ES"/>
+        </w:rPr>
+      </w:pPr>
+      <w:r>
+        <w:rPr>
+          <w:lang w:val="es-ES"/>
+        </w:rPr>
+        <w:t>C) JavaScript es interpretado y orientado al navegador, Java es compilado y orientado a objetos</w:t>
+      </w:r>
+    </w:p>
+    <w:p>
+      <w:pPr>
+        <w:pStyle w:val="Listaconvietas"/>
+        <w:rPr>
+          <w:lang w:val="es-ES"/>
+        </w:rPr>
+      </w:pPr>
+      <w:r>
+        <w:rPr>
+          <w:lang w:val="es-ES"/>
+        </w:rPr>
+        <w:t>D) Ambos son iguales pero escritos diferente</w:t>
+      </w:r>
+    </w:p>
+    <w:p>
+      <w:pPr>
+        <w:rPr>
+          <w:lang w:val="es-ES"/>
+        </w:rPr>
+      </w:pPr>
+      <w:r>
+        <w:rPr>
+          <w:lang w:val="es-ES"/>
+        </w:rPr>
+        <w:t>20. ¿Qué es el patrón MVC?</w:t>
+      </w:r>
+    </w:p>
+    <w:p>
+      <w:pPr>
+        <w:pStyle w:val="Listaconvietas"/>
+        <w:rPr>
+          <w:lang w:val="es-ES"/>
+        </w:rPr>
+      </w:pPr>
+      <w:r>
+        <w:rPr>
+          <w:lang w:val="es-ES"/>
+        </w:rPr>
+        <w:t xml:space="preserve">A) Una forma de estructurar </w:t>
       </w:r>
       <w:proofErr w:type="spellStart"/>
       <w:r>
-        <w:t>compilador</w:t>
+        <w:rPr>
+          <w:lang w:val="es-ES"/>
+        </w:rPr>
+        <w:t>APIs</w:t>
       </w:r>
       <w:proofErr w:type="spellEnd"/>
-    </w:p>
-    <w:p>
-      <w:pPr>
-        <w:rPr>
-          <w:lang w:val="es-ES"/>
-        </w:rPr>
-      </w:pPr>
-      <w:r>
-        <w:rPr>
-          <w:lang w:val="es-ES"/>
-        </w:rPr>
-        <w:t>1</w:t>
-      </w:r>
-      <w:r>
-        <w:rPr>
-          <w:lang w:val="es-ES"/>
-        </w:rPr>
-        <w:t>8</w:t>
-      </w:r>
-      <w:r>
-        <w:rPr>
-          <w:lang w:val="es-ES"/>
-        </w:rPr>
-        <w:t>. ¿Qué es la herencia en programación?</w:t>
+      <w:r>
+        <w:rPr>
+          <w:lang w:val="es-ES"/>
+        </w:rPr>
+        <w:t xml:space="preserve"> REST</w:t>
       </w:r>
     </w:p>
     <w:p>
@@ -1661,198 +1344,6 @@
       </w:pPr>
       <w:r>
         <w:rPr>
-          <w:lang w:val="es-ES"/>
-        </w:rPr>
-        <w:t>A) Reutilización de funciones de librerías</w:t>
-      </w:r>
-    </w:p>
-    <w:p>
-      <w:pPr>
-        <w:pStyle w:val="Listaconvietas"/>
-        <w:rPr>
-          <w:lang w:val="es-ES"/>
-        </w:rPr>
-      </w:pPr>
-      <w:r>
-        <w:rPr>
-          <w:lang w:val="es-ES"/>
-        </w:rPr>
-        <w:t>B) Compartir métodos entre clases sin relación</w:t>
-      </w:r>
-    </w:p>
-    <w:p>
-      <w:pPr>
-        <w:pStyle w:val="Listaconvietas"/>
-        <w:rPr>
-          <w:highlight w:val="yellow"/>
-          <w:lang w:val="es-ES"/>
-        </w:rPr>
-      </w:pPr>
-      <w:r>
-        <w:rPr>
-          <w:highlight w:val="yellow"/>
-          <w:lang w:val="es-ES"/>
-        </w:rPr>
-        <w:t>C) La capacidad de una clase de heredar atributos y métodos de otra</w:t>
-      </w:r>
-    </w:p>
-    <w:p>
-      <w:pPr>
-        <w:pStyle w:val="Listaconvietas"/>
-        <w:rPr>
-          <w:lang w:val="es-ES"/>
-        </w:rPr>
-      </w:pPr>
-      <w:r>
-        <w:rPr>
-          <w:lang w:val="es-ES"/>
-        </w:rPr>
-        <w:t>D) Evitar la duplicación de datos</w:t>
-      </w:r>
-    </w:p>
-    <w:p>
-      <w:pPr>
-        <w:rPr>
-          <w:lang w:val="es-ES"/>
-        </w:rPr>
-      </w:pPr>
-      <w:r>
-        <w:rPr>
-          <w:lang w:val="es-ES"/>
-        </w:rPr>
-        <w:t>1</w:t>
-      </w:r>
-      <w:r>
-        <w:rPr>
-          <w:lang w:val="es-ES"/>
-        </w:rPr>
-        <w:t>9</w:t>
-      </w:r>
-      <w:r>
-        <w:rPr>
-          <w:lang w:val="es-ES"/>
-        </w:rPr>
-        <w:t>. ¿Cuál es una diferencia principal entre Java y JavaScript?</w:t>
-      </w:r>
-    </w:p>
-    <w:p>
-      <w:pPr>
-        <w:pStyle w:val="Listaconvietas"/>
-        <w:rPr>
-          <w:lang w:val="es-ES"/>
-        </w:rPr>
-      </w:pPr>
-      <w:r>
-        <w:rPr>
-          <w:lang w:val="es-ES"/>
-        </w:rPr>
-        <w:t>A) JavaScript se compila, Java no</w:t>
-      </w:r>
-    </w:p>
-    <w:p>
-      <w:pPr>
-        <w:pStyle w:val="Listaconvietas"/>
-        <w:rPr>
-          <w:lang w:val="es-ES"/>
-        </w:rPr>
-      </w:pPr>
-      <w:r>
-        <w:rPr>
-          <w:lang w:val="es-ES"/>
-        </w:rPr>
-        <w:t xml:space="preserve">B) JavaScript es un lenguaje de </w:t>
-      </w:r>
-      <w:proofErr w:type="spellStart"/>
-      <w:r>
-        <w:rPr>
-          <w:lang w:val="es-ES"/>
-        </w:rPr>
-        <w:t>backend</w:t>
-      </w:r>
-      <w:proofErr w:type="spellEnd"/>
-    </w:p>
-    <w:p>
-      <w:pPr>
-        <w:pStyle w:val="Listaconvietas"/>
-        <w:rPr>
-          <w:highlight w:val="yellow"/>
-          <w:lang w:val="es-ES"/>
-        </w:rPr>
-      </w:pPr>
-      <w:r>
-        <w:rPr>
-          <w:highlight w:val="yellow"/>
-          <w:lang w:val="es-ES"/>
-        </w:rPr>
-        <w:t>C) JavaScript es interpretado y orientado al navegador, Java es compilado y orientado a objetos</w:t>
-      </w:r>
-    </w:p>
-    <w:p>
-      <w:pPr>
-        <w:pStyle w:val="Listaconvietas"/>
-        <w:rPr>
-          <w:lang w:val="es-ES"/>
-        </w:rPr>
-      </w:pPr>
-      <w:r>
-        <w:rPr>
-          <w:lang w:val="es-ES"/>
-        </w:rPr>
-        <w:t>D) Ambos son iguales pero escritos diferente</w:t>
-      </w:r>
-    </w:p>
-    <w:p>
-      <w:pPr>
-        <w:rPr>
-          <w:lang w:val="es-ES"/>
-        </w:rPr>
-      </w:pPr>
-      <w:r>
-        <w:rPr>
-          <w:lang w:val="es-ES"/>
-        </w:rPr>
-        <w:t>20. ¿Qué es el patrón MVC?</w:t>
-      </w:r>
-    </w:p>
-    <w:p>
-      <w:pPr>
-        <w:pStyle w:val="Listaconvietas"/>
-        <w:rPr>
-          <w:lang w:val="es-ES"/>
-        </w:rPr>
-      </w:pPr>
-      <w:r>
-        <w:rPr>
-          <w:lang w:val="es-ES"/>
-        </w:rPr>
-        <w:t xml:space="preserve">A) Una forma de estructurar </w:t>
-      </w:r>
-      <w:proofErr w:type="spellStart"/>
-      <w:r>
-        <w:rPr>
-          <w:lang w:val="es-ES"/>
-        </w:rPr>
-        <w:t>APIs</w:t>
-      </w:r>
-      <w:proofErr w:type="spellEnd"/>
-      <w:r>
-        <w:rPr>
-          <w:lang w:val="es-ES"/>
-        </w:rPr>
-        <w:t xml:space="preserve"> REST</w:t>
-      </w:r>
-    </w:p>
-    <w:p>
-      <w:pPr>
-        <w:pStyle w:val="Listaconvietas"/>
-        <w:rPr>
-          <w:highlight w:val="yellow"/>
-          <w:lang w:val="es-ES"/>
-        </w:rPr>
-      </w:pPr>
-      <w:r>
-        <w:rPr>
-          <w:highlight w:val="yellow"/>
           <w:lang w:val="es-ES"/>
         </w:rPr>
         <w:t>B) Modelo de programación que separa lógica, UI y datos</w:t>
@@ -1971,7 +1462,6 @@
       </w:pPr>
       <w:proofErr w:type="spellStart"/>
       <w:r>
-        <w:lastRenderedPageBreak/>
         <w:t>Sección</w:t>
       </w:r>
       <w:proofErr w:type="spellEnd"/>
@@ -2020,14 +1510,7 @@
         <w:rPr>
           <w:lang w:val="es-ES"/>
         </w:rPr>
-        <w:t xml:space="preserve"> </w:t>
-      </w:r>
-      <w:r>
-        <w:rPr>
-          <w:highlight w:val="yellow"/>
-          <w:lang w:val="es-ES"/>
-        </w:rPr>
-        <w:t>¿??</w:t>
+        <w:t xml:space="preserve"> ¿??</w:t>
       </w:r>
       <w:r>
         <w:rPr>
@@ -2094,7 +1577,7 @@
         <w:rPr>
           <w:lang w:val="es-ES"/>
         </w:rPr>
-        <w:t xml:space="preserve"> ¿??</w:t>
+        <w:t xml:space="preserve"> </w:t>
       </w:r>
       <w:r>
         <w:rPr>
@@ -2113,200 +1596,7 @@
         <w:rPr>
           <w:lang w:val="es-ES"/>
         </w:rPr>
-        <w:t xml:space="preserve">Public string </w:t>
-      </w:r>
-      <w:proofErr w:type="spellStart"/>
-      <w:proofErr w:type="gramStart"/>
-      <w:r>
-        <w:rPr>
-          <w:lang w:val="es-ES"/>
-        </w:rPr>
-        <w:t>VoltearPalabra</w:t>
-      </w:r>
-      <w:proofErr w:type="spellEnd"/>
-      <w:r>
-        <w:rPr>
-          <w:lang w:val="es-ES"/>
-        </w:rPr>
-        <w:t>(</w:t>
-      </w:r>
-      <w:proofErr w:type="gramEnd"/>
-      <w:r>
-        <w:rPr>
-          <w:lang w:val="es-ES"/>
-        </w:rPr>
-        <w:t>string palabra){</w:t>
-      </w:r>
-    </w:p>
-    <w:p>
-      <w:pPr>
-        <w:ind w:firstLine="720"/>
-        <w:rPr>
-          <w:lang w:val="es-ES"/>
-        </w:rPr>
-      </w:pPr>
-      <w:r>
-        <w:rPr>
-          <w:lang w:val="es-ES"/>
-        </w:rPr>
-        <w:t xml:space="preserve">String resultado </w:t>
-      </w:r>
-      <w:proofErr w:type="gramStart"/>
-      <w:r>
-        <w:rPr>
-          <w:lang w:val="es-ES"/>
-        </w:rPr>
-        <w:t xml:space="preserve">=  </w:t>
-      </w:r>
-      <w:proofErr w:type="spellStart"/>
-      <w:r>
-        <w:rPr>
-          <w:lang w:val="es-ES"/>
-        </w:rPr>
-        <w:t>string</w:t>
-      </w:r>
-      <w:proofErr w:type="gramEnd"/>
-      <w:r>
-        <w:rPr>
-          <w:lang w:val="es-ES"/>
-        </w:rPr>
-        <w:t>.Empty</w:t>
-      </w:r>
-      <w:proofErr w:type="spellEnd"/>
-      <w:r>
-        <w:rPr>
-          <w:lang w:val="es-ES"/>
-        </w:rPr>
-        <w:t>;</w:t>
-      </w:r>
-    </w:p>
-    <w:p>
-      <w:pPr>
-        <w:rPr>
-          <w:lang w:val="es-ES"/>
-        </w:rPr>
-      </w:pPr>
-      <w:r>
-        <w:rPr>
-          <w:lang w:val="es-ES"/>
-        </w:rPr>
-        <w:tab/>
-      </w:r>
-      <w:proofErr w:type="spellStart"/>
-      <w:proofErr w:type="gramStart"/>
-      <w:r>
-        <w:rPr>
-          <w:lang w:val="es-ES"/>
-        </w:rPr>
-        <w:t>Foreach</w:t>
-      </w:r>
-      <w:proofErr w:type="spellEnd"/>
-      <w:r>
-        <w:rPr>
-          <w:lang w:val="es-ES"/>
-        </w:rPr>
-        <w:t>(</w:t>
-      </w:r>
-      <w:proofErr w:type="spellStart"/>
-      <w:proofErr w:type="gramEnd"/>
-      <w:r>
-        <w:rPr>
-          <w:lang w:val="es-ES"/>
-        </w:rPr>
-        <w:t>char</w:t>
-      </w:r>
-      <w:proofErr w:type="spellEnd"/>
-      <w:r>
-        <w:rPr>
-          <w:lang w:val="es-ES"/>
-        </w:rPr>
-        <w:t xml:space="preserve"> c in palabra){</w:t>
-      </w:r>
-    </w:p>
-    <w:p>
-      <w:pPr>
-        <w:rPr>
-          <w:lang w:val="es-ES"/>
-        </w:rPr>
-      </w:pPr>
-      <w:r>
-        <w:rPr>
-          <w:lang w:val="es-ES"/>
-        </w:rPr>
-        <w:tab/>
-      </w:r>
-      <w:r>
-        <w:rPr>
-          <w:lang w:val="es-ES"/>
-        </w:rPr>
-        <w:tab/>
-      </w:r>
-      <w:r>
-        <w:rPr>
-          <w:lang w:val="es-ES"/>
-        </w:rPr>
-        <w:t xml:space="preserve">resultado = c + resultado; </w:t>
-      </w:r>
-    </w:p>
-    <w:p>
-      <w:pPr>
-        <w:ind w:firstLine="720"/>
-        <w:rPr>
-          <w:lang w:val="es-ES"/>
-        </w:rPr>
-      </w:pPr>
-      <w:r>
-        <w:rPr>
-          <w:lang w:val="es-ES"/>
-        </w:rPr>
-        <w:t>}</w:t>
-      </w:r>
-    </w:p>
-    <w:p>
-      <w:pPr>
-        <w:ind w:firstLine="720"/>
-        <w:rPr>
-          <w:lang w:val="es-ES"/>
-        </w:rPr>
-      </w:pPr>
-      <w:proofErr w:type="spellStart"/>
-      <w:r>
-        <w:rPr>
-          <w:lang w:val="es-ES"/>
-        </w:rPr>
-        <w:t>return</w:t>
-      </w:r>
-      <w:proofErr w:type="spellEnd"/>
-      <w:r>
-        <w:rPr>
-          <w:lang w:val="es-ES"/>
-        </w:rPr>
-        <w:t xml:space="preserve"> resultado;</w:t>
-      </w:r>
-    </w:p>
-    <w:p>
-      <w:pPr>
-        <w:rPr>
-          <w:lang w:val="es-ES"/>
-        </w:rPr>
-      </w:pPr>
-      <w:r>
-        <w:rPr>
-          <w:lang w:val="es-ES"/>
-        </w:rPr>
-        <w:t>}</w:t>
-      </w:r>
-    </w:p>
-    <w:p>
-      <w:pPr>
-        <w:rPr>
-          <w:lang w:val="es-ES"/>
-        </w:rPr>
-      </w:pPr>
-      <w:r>
-        <w:rPr>
-          <w:lang w:val="es-ES"/>
-        </w:rPr>
+        <w:lastRenderedPageBreak/>
         <w:t>2</w:t>
       </w:r>
       <w:r>
@@ -2451,82 +1741,149 @@
           <w:lang w:val="es-ES"/>
         </w:rPr>
       </w:pPr>
-      <w:r>
-        <w:rPr>
-          <w:highlight w:val="yellow"/>
-          <w:lang w:val="es-ES"/>
-        </w:rPr>
-        <w:t>¿???</w:t>
-      </w:r>
-    </w:p>
-    <w:p>
-      <w:pPr>
-        <w:rPr>
-          <w:lang w:val="es-ES"/>
-        </w:rPr>
-      </w:pPr>
-      <w:r>
-        <w:rPr>
-          <w:lang w:val="es-ES"/>
-        </w:rPr>
-        <w:t xml:space="preserve">SELECT * FROM Empleado e INNER JOIN </w:t>
+    </w:p>
+    <w:p>
+      <w:pPr>
+        <w:rPr>
+          <w:lang w:val="es-ES"/>
+        </w:rPr>
+      </w:pPr>
+    </w:p>
+    <w:p>
+      <w:pPr>
+        <w:rPr>
+          <w:lang w:val="es-ES"/>
+        </w:rPr>
+      </w:pPr>
+    </w:p>
+    <w:p>
+      <w:pPr>
+        <w:pStyle w:val="Ttulo2"/>
+        <w:rPr>
+          <w:lang w:val="es-ES"/>
+        </w:rPr>
+      </w:pPr>
+      <w:r>
+        <w:rPr>
+          <w:lang w:val="es-ES"/>
+        </w:rPr>
+        <w:t>Sección 4 – Programación Orientada a Objetos y Teoría General (Continuación)</w:t>
+      </w:r>
+    </w:p>
+    <w:p>
+      <w:pPr>
+        <w:rPr>
+          <w:lang w:val="es-ES"/>
+        </w:rPr>
+      </w:pPr>
+      <w:r>
+        <w:rPr>
+          <w:lang w:val="es-ES"/>
+        </w:rPr>
+        <w:t>La Programación Orientada a Objetos (POO) se basa en cuatro pilares fundamentales: encapsulamiento, herencia, polimorfismo y abstracción.</w:t>
+      </w:r>
+    </w:p>
+    <w:p>
+      <w:pPr>
+        <w:rPr>
+          <w:lang w:val="es-ES"/>
+        </w:rPr>
+      </w:pPr>
+      <w:r>
+        <w:rPr>
+          <w:lang w:val="es-ES"/>
+        </w:rPr>
+        <w:t>2</w:t>
+      </w:r>
+      <w:r>
+        <w:rPr>
+          <w:lang w:val="es-ES"/>
+        </w:rPr>
+        <w:t>3</w:t>
+      </w:r>
+      <w:r>
+        <w:rPr>
+          <w:lang w:val="es-ES"/>
+        </w:rPr>
+        <w:t>. ¿Qué es encapsulamiento en POO?</w:t>
+      </w:r>
+    </w:p>
+    <w:p>
+      <w:pPr>
+        <w:pStyle w:val="Listaconvietas"/>
+        <w:rPr>
+          <w:lang w:val="es-ES"/>
+        </w:rPr>
+      </w:pPr>
+      <w:r>
+        <w:rPr>
+          <w:lang w:val="es-ES"/>
+        </w:rPr>
+        <w:t>A) Ocultar los datos internos de un objeto y acceder solo mediante métodos públicos</w:t>
+      </w:r>
+    </w:p>
+    <w:p>
+      <w:pPr>
+        <w:pStyle w:val="Listaconvietas"/>
+        <w:rPr>
+          <w:lang w:val="es-ES"/>
+        </w:rPr>
+      </w:pPr>
+      <w:r>
+        <w:rPr>
+          <w:lang w:val="es-ES"/>
+        </w:rPr>
+        <w:t>B) Compartir todos los atributos entre clases</w:t>
+      </w:r>
+    </w:p>
+    <w:p>
+      <w:pPr>
+        <w:pStyle w:val="Listaconvietas"/>
+        <w:rPr>
+          <w:lang w:val="es-ES"/>
+        </w:rPr>
+      </w:pPr>
+      <w:r>
+        <w:rPr>
+          <w:lang w:val="es-ES"/>
+        </w:rPr>
+        <w:t>C) Permitir múltiples instancias de una clase</w:t>
+      </w:r>
+    </w:p>
+    <w:p>
+      <w:pPr>
+        <w:pStyle w:val="Listaconvietas"/>
+      </w:pPr>
+      <w:r>
+        <w:t xml:space="preserve">D) </w:t>
       </w:r>
       <w:proofErr w:type="spellStart"/>
       <w:r>
-        <w:rPr>
-          <w:lang w:val="es-ES"/>
-        </w:rPr>
-        <w:t>EmpleadoVenta</w:t>
+        <w:t>Almacenar</w:t>
       </w:r>
       <w:proofErr w:type="spellEnd"/>
       <w:r>
-        <w:rPr>
-          <w:lang w:val="es-ES"/>
-        </w:rPr>
         <w:t xml:space="preserve"> </w:t>
       </w:r>
       <w:proofErr w:type="spellStart"/>
       <w:r>
-        <w:rPr>
-          <w:lang w:val="es-ES"/>
-        </w:rPr>
-        <w:t>ev</w:t>
+        <w:t>métodos</w:t>
       </w:r>
       <w:proofErr w:type="spellEnd"/>
       <w:r>
-        <w:rPr>
-          <w:lang w:val="es-ES"/>
-        </w:rPr>
-        <w:t xml:space="preserve"> ON </w:t>
+        <w:t xml:space="preserve"> </w:t>
       </w:r>
       <w:proofErr w:type="spellStart"/>
-      <w:proofErr w:type="gramStart"/>
-      <w:r>
-        <w:rPr>
-          <w:lang w:val="es-ES"/>
-        </w:rPr>
-        <w:t>e.Id</w:t>
-      </w:r>
-      <w:proofErr w:type="gramEnd"/>
-      <w:r>
-        <w:rPr>
-          <w:lang w:val="es-ES"/>
-        </w:rPr>
-        <w:t>_empleado</w:t>
+      <w:r>
+        <w:t>como</w:t>
       </w:r>
       <w:proofErr w:type="spellEnd"/>
       <w:r>
-        <w:rPr>
-          <w:lang w:val="es-ES"/>
-        </w:rPr>
-        <w:t xml:space="preserve"> = </w:t>
+        <w:t xml:space="preserve"> </w:t>
       </w:r>
       <w:proofErr w:type="spellStart"/>
       <w:r>
-        <w:rPr>
-          <w:lang w:val="es-ES"/>
-        </w:rPr>
-        <w:t>ev.Id_empleado</w:t>
+        <w:t>propiedades</w:t>
       </w:r>
       <w:proofErr w:type="spellEnd"/>
     </w:p>
@@ -2536,55 +1893,6 @@
           <w:lang w:val="es-ES"/>
         </w:rPr>
       </w:pPr>
-    </w:p>
-    <w:p>
-      <w:pPr>
-        <w:rPr>
-          <w:lang w:val="es-ES"/>
-        </w:rPr>
-      </w:pPr>
-    </w:p>
-    <w:p>
-      <w:pPr>
-        <w:rPr>
-          <w:lang w:val="es-ES"/>
-        </w:rPr>
-      </w:pPr>
-    </w:p>
-    <w:p>
-      <w:pPr>
-        <w:pStyle w:val="Ttulo2"/>
-        <w:rPr>
-          <w:lang w:val="es-ES"/>
-        </w:rPr>
-      </w:pPr>
-      <w:r>
-        <w:rPr>
-          <w:lang w:val="es-ES"/>
-        </w:rPr>
-        <w:lastRenderedPageBreak/>
-        <w:t>Sección 4 – Programación Orientada a Objetos y Teoría General (Continuación)</w:t>
-      </w:r>
-    </w:p>
-    <w:p>
-      <w:pPr>
-        <w:rPr>
-          <w:lang w:val="es-ES"/>
-        </w:rPr>
-      </w:pPr>
-      <w:r>
-        <w:rPr>
-          <w:lang w:val="es-ES"/>
-        </w:rPr>
-        <w:t>La Programación Orientada a Objetos (POO) se basa en cuatro pilares fundamentales: encapsulamiento, herencia, polimorfismo y abstracción.</w:t>
-      </w:r>
-    </w:p>
-    <w:p>
-      <w:pPr>
-        <w:rPr>
-          <w:lang w:val="es-ES"/>
-        </w:rPr>
-      </w:pPr>
       <w:r>
         <w:rPr>
           <w:lang w:val="es-ES"/>
@@ -2595,29 +1903,27 @@
         <w:rPr>
           <w:lang w:val="es-ES"/>
         </w:rPr>
-        <w:t>3</w:t>
-      </w:r>
-      <w:r>
-        <w:rPr>
-          <w:lang w:val="es-ES"/>
-        </w:rPr>
-        <w:t>. ¿Qué es encapsulamiento en POO?</w:t>
+        <w:t>5</w:t>
+      </w:r>
+      <w:r>
+        <w:rPr>
+          <w:lang w:val="es-ES"/>
+        </w:rPr>
+        <w:t>. ¿Qué es abstracción en POO?</w:t>
       </w:r>
     </w:p>
     <w:p>
       <w:pPr>
         <w:pStyle w:val="Listaconvietas"/>
         <w:rPr>
-          <w:highlight w:val="yellow"/>
-          <w:lang w:val="es-ES"/>
-        </w:rPr>
-      </w:pPr>
-      <w:r>
-        <w:rPr>
-          <w:highlight w:val="yellow"/>
-          <w:lang w:val="es-ES"/>
-        </w:rPr>
-        <w:t>A) Ocultar los datos internos de un objeto y acceder solo mediante métodos públicos</w:t>
+          <w:lang w:val="es-ES"/>
+        </w:rPr>
+      </w:pPr>
+      <w:r>
+        <w:rPr>
+          <w:lang w:val="es-ES"/>
+        </w:rPr>
+        <w:t>A) El proceso de convertir objetos en texto</w:t>
       </w:r>
     </w:p>
     <w:p>
@@ -2631,59 +1937,51 @@
         <w:rPr>
           <w:lang w:val="es-ES"/>
         </w:rPr>
-        <w:t>B) Compartir todos los atributos entre clases</w:t>
+        <w:t>B) Separar la implementación de la funcionalidad para mostrar solo lo esencial</w:t>
       </w:r>
     </w:p>
     <w:p>
       <w:pPr>
         <w:pStyle w:val="Listaconvietas"/>
-        <w:rPr>
-          <w:lang w:val="es-ES"/>
-        </w:rPr>
-      </w:pPr>
-      <w:r>
-        <w:rPr>
-          <w:lang w:val="es-ES"/>
-        </w:rPr>
-        <w:t>C) Permitir múltiples instancias de una clase</w:t>
-      </w:r>
+      </w:pPr>
+      <w:r>
+        <w:t xml:space="preserve">C) </w:t>
+      </w:r>
+      <w:proofErr w:type="spellStart"/>
+      <w:r>
+        <w:t>Crear</w:t>
+      </w:r>
+      <w:proofErr w:type="spellEnd"/>
+      <w:r>
+        <w:t xml:space="preserve"> </w:t>
+      </w:r>
+      <w:proofErr w:type="spellStart"/>
+      <w:r>
+        <w:t>clases</w:t>
+      </w:r>
+      <w:proofErr w:type="spellEnd"/>
+      <w:r>
+        <w:t xml:space="preserve"> sin </w:t>
+      </w:r>
+      <w:proofErr w:type="spellStart"/>
+      <w:r>
+        <w:t>atributos</w:t>
+      </w:r>
+      <w:proofErr w:type="spellEnd"/>
     </w:p>
     <w:p>
       <w:pPr>
         <w:pStyle w:val="Listaconvietas"/>
-      </w:pPr>
-      <w:r>
-        <w:t xml:space="preserve">D) </w:t>
-      </w:r>
-      <w:proofErr w:type="spellStart"/>
-      <w:r>
-        <w:t>Almacenar</w:t>
-      </w:r>
-      <w:proofErr w:type="spellEnd"/>
-      <w:r>
-        <w:t xml:space="preserve"> </w:t>
-      </w:r>
-      <w:proofErr w:type="spellStart"/>
-      <w:r>
-        <w:t>métodos</w:t>
-      </w:r>
-      <w:proofErr w:type="spellEnd"/>
-      <w:r>
-        <w:t xml:space="preserve"> </w:t>
-      </w:r>
-      <w:proofErr w:type="spellStart"/>
-      <w:r>
-        <w:t>como</w:t>
-      </w:r>
-      <w:proofErr w:type="spellEnd"/>
-      <w:r>
-        <w:t xml:space="preserve"> </w:t>
-      </w:r>
-      <w:proofErr w:type="spellStart"/>
-      <w:r>
-        <w:t>propiedades</w:t>
-      </w:r>
-      <w:proofErr w:type="spellEnd"/>
+        <w:rPr>
+          <w:lang w:val="es-ES"/>
+        </w:rPr>
+      </w:pPr>
+      <w:r>
+        <w:rPr>
+          <w:lang w:val="es-ES"/>
+        </w:rPr>
+        <w:t>D) Ocultar los errores del usuario</w:t>
+      </w:r>
     </w:p>
     <w:p>
       <w:pPr>
@@ -2701,13 +1999,13 @@
         <w:rPr>
           <w:lang w:val="es-ES"/>
         </w:rPr>
-        <w:t>5</w:t>
-      </w:r>
-      <w:r>
-        <w:rPr>
-          <w:lang w:val="es-ES"/>
-        </w:rPr>
-        <w:t>. ¿Qué es abstracción en POO?</w:t>
+        <w:t>6</w:t>
+      </w:r>
+      <w:r>
+        <w:rPr>
+          <w:lang w:val="es-ES"/>
+        </w:rPr>
+        <w:t>. ¿Cuál de los siguientes representa correctamente los 4 pilares de la POO?</w:t>
       </w:r>
     </w:p>
     <w:p>
@@ -2721,118 +2019,18 @@
         <w:rPr>
           <w:lang w:val="es-ES"/>
         </w:rPr>
-        <w:t>A) El proceso de convertir objetos en texto</w:t>
+        <w:t>A) Herencia, compilación, estructura y extensión</w:t>
       </w:r>
     </w:p>
     <w:p>
       <w:pPr>
         <w:pStyle w:val="Listaconvietas"/>
         <w:rPr>
-          <w:highlight w:val="yellow"/>
-          <w:lang w:val="es-ES"/>
-        </w:rPr>
-      </w:pPr>
-      <w:r>
-        <w:rPr>
-          <w:highlight w:val="yellow"/>
-          <w:lang w:val="es-ES"/>
-        </w:rPr>
-        <w:t>B) Separar la implementación de la funcionalidad para mostrar solo lo esencial</w:t>
-      </w:r>
-    </w:p>
-    <w:p>
-      <w:pPr>
-        <w:pStyle w:val="Listaconvietas"/>
-      </w:pPr>
-      <w:r>
-        <w:t xml:space="preserve">C) </w:t>
-      </w:r>
-      <w:proofErr w:type="spellStart"/>
-      <w:r>
-        <w:t>Crear</w:t>
-      </w:r>
-      <w:proofErr w:type="spellEnd"/>
-      <w:r>
-        <w:t xml:space="preserve"> </w:t>
-      </w:r>
-      <w:proofErr w:type="spellStart"/>
-      <w:r>
-        <w:t>clases</w:t>
-      </w:r>
-      <w:proofErr w:type="spellEnd"/>
-      <w:r>
-        <w:t xml:space="preserve"> sin </w:t>
-      </w:r>
-      <w:proofErr w:type="spellStart"/>
-      <w:r>
-        <w:t>atributos</w:t>
-      </w:r>
-      <w:proofErr w:type="spellEnd"/>
-    </w:p>
-    <w:p>
-      <w:pPr>
-        <w:pStyle w:val="Listaconvietas"/>
-        <w:rPr>
-          <w:lang w:val="es-ES"/>
-        </w:rPr>
-      </w:pPr>
-      <w:r>
-        <w:rPr>
-          <w:lang w:val="es-ES"/>
-        </w:rPr>
-        <w:t>D) Ocultar los errores del usuario</w:t>
-      </w:r>
-    </w:p>
-    <w:p>
-      <w:pPr>
-        <w:rPr>
-          <w:lang w:val="es-ES"/>
-        </w:rPr>
-      </w:pPr>
-      <w:r>
-        <w:rPr>
-          <w:lang w:val="es-ES"/>
-        </w:rPr>
-        <w:t>2</w:t>
-      </w:r>
-      <w:r>
-        <w:rPr>
-          <w:lang w:val="es-ES"/>
-        </w:rPr>
-        <w:t>6</w:t>
-      </w:r>
-      <w:r>
-        <w:rPr>
-          <w:lang w:val="es-ES"/>
-        </w:rPr>
-        <w:t>. ¿Cuál de los siguientes representa correctamente los 4 pilares de la POO?</w:t>
-      </w:r>
-    </w:p>
-    <w:p>
-      <w:pPr>
-        <w:pStyle w:val="Listaconvietas"/>
-        <w:rPr>
-          <w:lang w:val="es-ES"/>
-        </w:rPr>
-      </w:pPr>
-      <w:r>
-        <w:rPr>
-          <w:lang w:val="es-ES"/>
-        </w:rPr>
-        <w:t>A) Herencia, compilación, estructura y extensión</w:t>
-      </w:r>
-    </w:p>
-    <w:p>
-      <w:pPr>
-        <w:pStyle w:val="Listaconvietas"/>
-        <w:rPr>
-          <w:highlight w:val="yellow"/>
-          <w:lang w:val="es-ES"/>
-        </w:rPr>
-      </w:pPr>
-      <w:r>
-        <w:rPr>
-          <w:highlight w:val="yellow"/>
+          <w:lang w:val="es-ES"/>
+        </w:rPr>
+      </w:pPr>
+      <w:r>
+        <w:rPr>
           <w:lang w:val="es-ES"/>
         </w:rPr>
         <w:t>B) Abstracción, encapsulamiento, herencia y polimorfismo</w:t>
@@ -2889,13 +2087,7 @@
         <w:rPr>
           <w:lang w:val="es-ES"/>
         </w:rPr>
-        <w:t xml:space="preserve">Sección 5 – </w:t>
-      </w:r>
-      <w:r>
-        <w:rPr>
-          <w:lang w:val="es-ES"/>
-        </w:rPr>
-        <w:t>Códigos de Estado HTTP</w:t>
+        <w:t>Sección 5 – Códigos de Estado HTTP</w:t>
       </w:r>
     </w:p>
     <w:p>
@@ -2959,6 +2151,7 @@
           <w:bCs/>
           <w:lang w:val="es-ES"/>
         </w:rPr>
+        <w:lastRenderedPageBreak/>
         <w:t>26. ¿Qué indica un código HTTP 200?</w:t>
       </w:r>
       <w:r>
@@ -2980,12 +2173,6 @@
           <w:lang w:val="es-ES"/>
         </w:rPr>
         <w:br/>
-      </w:r>
-      <w:r>
-        <w:rPr>
-          <w:highlight w:val="yellow"/>
-          <w:lang w:val="es-ES"/>
-        </w:rPr>
         <w:t>C) Solicitud exitosa</w:t>
       </w:r>
       <w:r>
@@ -3036,19 +2223,13 @@
           <w:lang w:val="es-ES"/>
         </w:rPr>
         <w:br/>
-      </w:r>
-      <w:r>
-        <w:rPr>
-          <w:highlight w:val="yellow"/>
-          <w:lang w:val="es-ES"/>
-        </w:rPr>
         <w:t>B) Redirección permanente o temporal</w:t>
       </w:r>
       <w:r>
         <w:rPr>
           <w:lang w:val="es-ES"/>
         </w:rPr>
-        <w:t xml:space="preserve"> ¿?</w:t>
+        <w:t xml:space="preserve"> </w:t>
       </w:r>
       <w:r>
         <w:rPr>
@@ -3105,13 +2286,6 @@
           <w:lang w:val="es-ES"/>
         </w:rPr>
         <w:br/>
-      </w:r>
-      <w:r>
-        <w:rPr>
-          <w:highlight w:val="yellow"/>
-          <w:lang w:val="es-ES"/>
-        </w:rPr>
-        <w:lastRenderedPageBreak/>
         <w:t>C) Error del cliente</w:t>
       </w:r>
       <w:r>
@@ -3162,12 +2336,6 @@
           <w:lang w:val="es-ES"/>
         </w:rPr>
         <w:br/>
-      </w:r>
-      <w:r>
-        <w:rPr>
-          <w:highlight w:val="yellow"/>
-          <w:lang w:val="es-ES"/>
-        </w:rPr>
         <w:t>C) Error inesperado en el servidor</w:t>
       </w:r>
       <w:r>
